--- a/verificables revisión sistemática/S0_informe_editorial.docx
+++ b/verificables revisión sistemática/S0_informe_editorial.docx
@@ -86,7 +86,7 @@
         <w:pStyle w:val="ListBullet"/>
       </w:pPr>
       <w:r>
-        <w:t>La declaración de uso de IA cumple las recomendaciones del ICMJE.</w:t>
+        <w:t>La declaración de uso de IA nombra el modelo, la versión y el número de decisiones que emitió, y separa las tareas en que el modelo juzgó de aquellas en que no. Declara además que ningún revisor humano adjudicó decisiones de cribado individuales, que es la parte que casi ninguna revisión declara por su cuenta.</w:t>
       </w:r>
     </w:p>
     <w:p>
@@ -94,7 +94,7 @@
         <w:pStyle w:val="ListBullet"/>
       </w:pPr>
       <w:r>
-        <w:t>El criterio de idioma no se da por supuesto en ningún informe. Se verificó contra el campo de idioma de la fuente y, en los 62 estudios con PDF, contra el texto completo. Esa comprobación detectó dos estudios cuyos metadatos declaraban inglés y cuyo artículo está en ruso, que se excluyeron: sin abrir el PDF se habrían quedado dentro. Los 234 informes incluidos quedan con evidencia nombrada y ninguno sin prueba (S9 y S10).</w:t>
+        <w:t>El criterio de idioma no se da por supuesto en ningún informe. Se verificó contra el campo de idioma de la fuente y, en los 67 estudios con PDF, contra el texto completo. Esa comprobación detectó dos estudios cuyos metadatos declaraban inglés y cuyo artículo está en ruso, que se excluyeron: sin abrir el PDF se habrían quedado dentro. Los 233 informes incluidos quedan con evidencia nombrada y ninguno sin prueba (S9 y S10).</w:t>
       </w:r>
     </w:p>
     <w:p>
@@ -207,7 +207,7 @@
               <w:rPr>
                 <w:sz w:val="18"/>
               </w:rPr>
-              <w:t>185</w:t>
+              <w:t>184</w:t>
             </w:r>
           </w:p>
         </w:tc>
@@ -251,7 +251,7 @@
               <w:rPr>
                 <w:sz w:val="18"/>
               </w:rPr>
-              <w:t>125</w:t>
+              <w:t>124</w:t>
             </w:r>
           </w:p>
         </w:tc>
@@ -295,7 +295,7 @@
               <w:rPr>
                 <w:sz w:val="18"/>
               </w:rPr>
-              <w:t>24</w:t>
+              <w:t>23</w:t>
             </w:r>
           </w:p>
         </w:tc>
@@ -383,7 +383,7 @@
               <w:rPr>
                 <w:sz w:val="18"/>
               </w:rPr>
-              <w:t>8</w:t>
+              <w:t>7</w:t>
             </w:r>
           </w:p>
         </w:tc>
@@ -397,7 +397,7 @@
           <w:color w:val="444444"/>
           <w:sz w:val="17"/>
         </w:rPr>
-        <w:t>De los 34 estudios eliminados, dos se detectaron solo al leer el PDF: sus metadatos declaraban inglés y el artículo está en ruso. Se pierde además Ronit 2024, del conjunto de control positivo.</w:t>
+        <w:t>De los 35 estudios eliminados, dos se detectaron solo al leer el PDF: sus metadatos declaraban inglés y el artículo está en ruso. Se pierde además Ronit 2024, del conjunto de control positivo.</w:t>
       </w:r>
     </w:p>
     <w:p>
@@ -1319,7 +1319,7 @@
               <w:rPr>
                 <w:sz w:val="18"/>
               </w:rPr>
-              <w:t>La correcta. No es alcanzable en 24 horas con 159 estudios y dos revisores.</w:t>
+              <w:t>La correcta. No es alcanzable en 24 horas con 124 estudios y dos revisores.</w:t>
             </w:r>
           </w:p>
         </w:tc>

--- a/verificables revisión sistemática/S0_informe_editorial.docx
+++ b/verificables revisión sistemática/S0_informe_editorial.docx
@@ -38,7 +38,7 @@
     </w:p>
     <w:p>
       <w:r>
-        <w:t>El trabajo metodológico que sostiene este manuscrito está por encima de lo habitual en el campo, y su hallazgo central es relevante y publicable. No puede, sin embargo, entrar en revisión por pares como revisión sistemática completa mientras la extracción de datos no haya concluido. Lo que sigue distingue lo que impide publicar de lo que solo mejora el manuscrito.</w:t>
+        <w:t>El trabajo metodológico que sostiene este manuscrito está por encima de lo habitual en el campo, y su hallazgo central es relevante y publicable. No puede, sin embargo, entrar en revisión por pares como revisión sistemática completa mientras los desacuerdos de la extracción no estén adjudicados: la extracción por duplicado sí está hecha (122 de 124 estudios), pero 573 de los 575 desacuerdos siguen sin firmar, y hasta entonces ninguna cifra de desenlace puede apoyarse en los cuadernos. Lo que sigue distingue lo que impide publicar de lo que solo mejora el manuscrito.</w:t>
       </w:r>
     </w:p>
     <w:p>
@@ -507,7 +507,7 @@
               <w:rPr>
                 <w:sz w:val="18"/>
               </w:rPr>
-              <w:t>Extracción de datos por duplicado e independiente</w:t>
+              <w:t>Adjudicación por consenso de los desacuerdos</w:t>
             </w:r>
           </w:p>
         </w:tc>
@@ -521,7 +521,7 @@
               <w:rPr>
                 <w:sz w:val="18"/>
               </w:rPr>
-              <w:t>Sin ella no hay desenlaces, ni riesgo de sesgo, ni GRADE. Una revisión sistemática sin extracción es un protocolo con resultados de cribado.</w:t>
+              <w:t>La extracción por duplicado está completa (122 de 124 estudios, 98 %), pero 573 de los 575 desacuerdos siguen sin firmar. Hasta que se firmen no hay desenlaces, ni riesgo de sesgo, ni GRADE, porque ninguna cifra puede apoyarse todavía en los cuadernos.</w:t>
             </w:r>
           </w:p>
         </w:tc>
@@ -535,7 +535,7 @@
               <w:rPr>
                 <w:sz w:val="18"/>
               </w:rPr>
-              <w:t>Los dos revisores; el formulario y el libro de códigos ya existen</w:t>
+              <w:t>Los dos revisores, sobre ADJUDICACION_conflictos.xlsx</w:t>
             </w:r>
           </w:p>
         </w:tc>
@@ -637,7 +637,7 @@
               <w:rPr>
                 <w:sz w:val="18"/>
               </w:rPr>
-              <w:t>El 46,5 % obtenido es insuficiente y, sobre todo, sesgado: la fracción faltante concentra el 63,4 % de los diseños comparativos. Un revisor objetará que las características descritas no representan al campo.</w:t>
+              <w:t>El 73,4 % obtenido sigue siendo insuficiente y, sobre todo, sesgado: la fracción faltante concentra el 47,8 % de los diseños comparativos. Un revisor objetará que las características descritas no representan al campo.</w:t>
             </w:r>
           </w:p>
         </w:tc>
@@ -842,7 +842,7 @@
     </w:p>
     <w:p>
       <w:r>
-        <w:t>No hacen falta los 85 textos completos para que el manuscrito resista la revisión. Los 26 estudios comparativos son los que deciden, y dentro de ellos los cuatro ensayos aleatorizados de referencia del campo. Recuperar solo esos cuatro cambia la objeción de «no ha leído los ensayos principales» a «no ha leído parte de la literatura regional», que es una limitación declarable.</w:t>
+        <w:t>No hacen falta los 33 textos completos que faltan para que el manuscrito resista la revisión. Los 23 estudios comparativos son los que deciden, y dentro de ellos los cuatro ensayos aleatorizados de referencia del campo. Recuperar solo esos cuatro cambia la objeción de «no ha leído los ensayos principales» a «no ha leído parte de la literatura regional», que es una limitación declarable.</w:t>
       </w:r>
     </w:p>
     <w:tbl>

--- a/verificables revisión sistemática/S0_informe_editorial.docx
+++ b/verificables revisión sistemática/S0_informe_editorial.docx
@@ -38,7 +38,7 @@
     </w:p>
     <w:p>
       <w:r>
-        <w:t>El trabajo metodológico que sostiene este manuscrito está por encima de lo habitual en el campo, y su hallazgo central es relevante y publicable. No puede, sin embargo, entrar en revisión por pares como revisión sistemática completa mientras los desacuerdos de la extracción no estén adjudicados: la extracción por duplicado sí está hecha (122 de 124 estudios), pero 573 de los 575 desacuerdos siguen sin firmar, y hasta entonces ninguna cifra de desenlace puede apoyarse en los cuadernos. Lo que sigue distingue lo que impide publicar de lo que solo mejora el manuscrito.</w:t>
+        <w:t>El trabajo metodológico que sostiene este manuscrito está por encima de lo habitual en el campo, y su hallazgo central es relevante y publicable. No puede, sin embargo, entrar en revisión por pares como revisión sistemática completa mientras los desacuerdos de la extracción no estén adjudicados: la extracción por duplicado sí está hecha (122 de 124 estudios), pero 14 de los 575 desacuerdos siguen sin firmar, y hasta entonces ninguna cifra de desenlace puede apoyarse en los cuadernos. Lo que sigue distingue lo que impide publicar de lo que solo mejora el manuscrito.</w:t>
       </w:r>
     </w:p>
     <w:p>
@@ -521,7 +521,7 @@
               <w:rPr>
                 <w:sz w:val="18"/>
               </w:rPr>
-              <w:t>La extracción por duplicado está completa (122 de 124 estudios, 98 %), pero 573 de los 575 desacuerdos siguen sin firmar. Hasta que se firmen no hay desenlaces, ni riesgo de sesgo, ni GRADE, porque ninguna cifra puede apoyarse todavía en los cuadernos.</w:t>
+              <w:t>La extracción por duplicado está completa (122 de 124 estudios, 98 %), pero 14 de los 575 desacuerdos siguen sin firmar. Hasta que se firmen no hay desenlaces, ni riesgo de sesgo, ni GRADE, porque ninguna cifra puede apoyarse todavía en los cuadernos.</w:t>
             </w:r>
           </w:p>
         </w:tc>
@@ -637,7 +637,7 @@
               <w:rPr>
                 <w:sz w:val="18"/>
               </w:rPr>
-              <w:t>El 73,4 % obtenido sigue siendo insuficiente y, sobre todo, sesgado: la fracción faltante concentra el 47,8 % de los diseños comparativos. Un revisor objetará que las características descritas no representan al campo.</w:t>
+              <w:t>El 75,0 % obtenido sigue siendo insuficiente y, sobre todo, sesgado: la fracción faltante concentra el 47,8 % de los diseños comparativos. Un revisor objetará que las características descritas no representan al campo.</w:t>
             </w:r>
           </w:p>
         </w:tc>
@@ -842,7 +842,7 @@
     </w:p>
     <w:p>
       <w:r>
-        <w:t>No hacen falta los 33 textos completos que faltan para que el manuscrito resista la revisión. Los 23 estudios comparativos son los que deciden, y dentro de ellos los cuatro ensayos aleatorizados de referencia del campo. Recuperar solo esos cuatro cambia la objeción de «no ha leído los ensayos principales» a «no ha leído parte de la literatura regional», que es una limitación declarable.</w:t>
+        <w:t>No hacen falta los 31 textos completos que faltan para que el manuscrito resista la revisión. Los 23 estudios comparativos son los que deciden, y dentro de ellos los cuatro ensayos aleatorizados de referencia del campo. Recuperar solo esos cuatro cambia la objeción de «no ha leído los ensayos principales» a «no ha leído parte de la literatura regional», que es una limitación declarable.</w:t>
       </w:r>
     </w:p>
     <w:tbl>

--- a/verificables revisión sistemática/S0_informe_editorial.docx
+++ b/verificables revisión sistemática/S0_informe_editorial.docx
@@ -38,7 +38,7 @@
     </w:p>
     <w:p>
       <w:r>
-        <w:t>El trabajo metodológico que sostiene este manuscrito está por encima de lo habitual en el campo, y su hallazgo central es relevante y publicable. No puede, sin embargo, entrar en revisión por pares como revisión sistemática completa mientras los desacuerdos de la extracción no estén adjudicados: la extracción por duplicado sí está hecha (122 de 124 estudios), pero 14 de los 575 desacuerdos siguen sin firmar, y hasta entonces ninguna cifra de desenlace puede apoyarse en los cuadernos. Lo que sigue distingue lo que impide publicar de lo que solo mejora el manuscrito.</w:t>
+        <w:t>El trabajo metodológico que sostiene este manuscrito está por encima de lo habitual en el campo, y su hallazgo central es relevante y publicable. No puede, sin embargo, entrar en revisión por pares como revisión sistemática completa mientras los desacuerdos de la extracción no estén adjudicados: la extracción por duplicado sí está hecha (122 de 124 estudios), pero 14 de los 547 desacuerdos siguen sin firmar, y hasta entonces ninguna cifra de desenlace puede apoyarse en los cuadernos. Lo que sigue distingue lo que impide publicar de lo que solo mejora el manuscrito.</w:t>
       </w:r>
     </w:p>
     <w:p>
@@ -521,7 +521,7 @@
               <w:rPr>
                 <w:sz w:val="18"/>
               </w:rPr>
-              <w:t>La extracción por duplicado está completa (122 de 124 estudios, 98 %), pero 14 de los 575 desacuerdos siguen sin firmar. Hasta que se firmen no hay desenlaces, ni riesgo de sesgo, ni GRADE, porque ninguna cifra puede apoyarse todavía en los cuadernos.</w:t>
+              <w:t>La extracción por duplicado está completa (122 de 124 estudios, 98 %), pero 14 de los 547 desacuerdos siguen sin firmar. Hasta que se firmen no hay desenlaces, ni riesgo de sesgo, ni GRADE, porque ninguna cifra puede apoyarse todavía en los cuadernos.</w:t>
             </w:r>
           </w:p>
         </w:tc>

--- a/verificables revisión sistemática/S0_informe_editorial.docx
+++ b/verificables revisión sistemática/S0_informe_editorial.docx
@@ -38,7 +38,7 @@
     </w:p>
     <w:p>
       <w:r>
-        <w:t>El trabajo metodológico que sostiene este manuscrito está por encima de lo habitual en el campo, y su hallazgo central es relevante y publicable. No puede, sin embargo, entrar en revisión por pares como revisión sistemática completa mientras los desacuerdos de la extracción no estén adjudicados: la extracción por duplicado sí está hecha (122 de 124 estudios), pero 14 de los 547 desacuerdos siguen sin firmar, y hasta entonces ninguna cifra de desenlace puede apoyarse en los cuadernos. Lo que sigue distingue lo que impide publicar de lo que solo mejora el manuscrito.</w:t>
+        <w:t>El trabajo metodológico que sostiene este manuscrito está por encima de lo habitual en el campo, y su hallazgo central es relevante y publicable. No puede, sin embargo, entrar en revisión por pares como revisión sistemática completa mientras los desacuerdos de la extracción no estén adjudicados: la extracción por duplicado sí está hecha (122 de 124 estudios), pero 14 de los 541 desacuerdos siguen sin firmar, y hasta entonces ninguna cifra de desenlace puede apoyarse en los cuadernos. Lo que sigue distingue lo que impide publicar de lo que solo mejora el manuscrito.</w:t>
       </w:r>
     </w:p>
     <w:p>
@@ -521,7 +521,7 @@
               <w:rPr>
                 <w:sz w:val="18"/>
               </w:rPr>
-              <w:t>La extracción por duplicado está completa (122 de 124 estudios, 98 %), pero 14 de los 547 desacuerdos siguen sin firmar. Hasta que se firmen no hay desenlaces, ni riesgo de sesgo, ni GRADE, porque ninguna cifra puede apoyarse todavía en los cuadernos.</w:t>
+              <w:t>La extracción por duplicado está completa (122 de 124 estudios, 98 %), pero 14 de los 541 desacuerdos siguen sin firmar. Hasta que se firmen no hay desenlaces, ni riesgo de sesgo, ni GRADE, porque ninguna cifra puede apoyarse todavía en los cuadernos.</w:t>
             </w:r>
           </w:p>
         </w:tc>

--- a/verificables revisión sistemática/S0_informe_editorial.docx
+++ b/verificables revisión sistemática/S0_informe_editorial.docx
@@ -94,7 +94,7 @@
         <w:pStyle w:val="ListBullet"/>
       </w:pPr>
       <w:r>
-        <w:t>El criterio de idioma no se da por supuesto en ningún informe. Se verificó contra el campo de idioma de la fuente y, en los 67 estudios con PDF, contra el texto completo. Esa comprobación detectó dos estudios cuyos metadatos declaraban inglés y cuyo artículo está en ruso, que se excluyeron: sin abrir el PDF se habrían quedado dentro. Los 233 informes incluidos quedan con evidencia nombrada y ninguno sin prueba (S9 y S10).</w:t>
+        <w:t>El criterio de idioma no se da por supuesto en ningún informe. Se verificó contra el campo de idioma de la fuente y, en los 52 estudios con PDF, contra el texto completo. Esa comprobación detectó dos estudios cuyos metadatos declaraban inglés y cuyo artículo está en ruso, que se excluyeron: sin abrir el PDF se habrían quedado dentro. Los 201 informes incluidos quedan con evidencia nombrada y ninguno sin prueba (S9 y S10).</w:t>
       </w:r>
     </w:p>
     <w:p>
@@ -207,7 +207,7 @@
               <w:rPr>
                 <w:sz w:val="18"/>
               </w:rPr>
-              <w:t>184</w:t>
+              <w:t>162</w:t>
             </w:r>
           </w:p>
         </w:tc>
@@ -251,7 +251,7 @@
               <w:rPr>
                 <w:sz w:val="18"/>
               </w:rPr>
-              <w:t>124</w:t>
+              <w:t>102</w:t>
             </w:r>
           </w:p>
         </w:tc>
@@ -295,7 +295,7 @@
               <w:rPr>
                 <w:sz w:val="18"/>
               </w:rPr>
-              <w:t>23</w:t>
+              <w:t>16</w:t>
             </w:r>
           </w:p>
         </w:tc>
@@ -339,7 +339,7 @@
               <w:rPr>
                 <w:sz w:val="18"/>
               </w:rPr>
-              <w:t>16</w:t>
+              <w:t>11</w:t>
             </w:r>
           </w:p>
         </w:tc>
@@ -637,7 +637,7 @@
               <w:rPr>
                 <w:sz w:val="18"/>
               </w:rPr>
-              <w:t>El 75,0 % obtenido sigue siendo insuficiente y, sobre todo, sesgado: la fracción faltante concentra el 47,8 % de los diseños comparativos. Un revisor objetará que las características descritas no representan al campo.</w:t>
+              <w:t>El 69,6 % obtenido sigue siendo insuficiente y, sobre todo, sesgado: la fracción faltante concentra el 68,8 % de los diseños comparativos. Un revisor objetará que las características descritas no representan al campo.</w:t>
             </w:r>
           </w:p>
         </w:tc>
@@ -842,7 +842,7 @@
     </w:p>
     <w:p>
       <w:r>
-        <w:t>No hacen falta los 31 textos completos que faltan para que el manuscrito resista la revisión. Los 23 estudios comparativos son los que deciden, y dentro de ellos los cuatro ensayos aleatorizados de referencia del campo. Recuperar solo esos cuatro cambia la objeción de «no ha leído los ensayos principales» a «no ha leído parte de la literatura regional», que es una limitación declarable.</w:t>
+        <w:t>No hacen falta los 31 textos completos que faltan para que el manuscrito resista la revisión. Los 16 estudios comparativos son los que deciden, y dentro de ellos los cuatro ensayos aleatorizados de referencia del campo. Recuperar solo esos cuatro cambia la objeción de «no ha leído los ensayos principales» a «no ha leído parte de la literatura regional», que es una limitación declarable.</w:t>
       </w:r>
     </w:p>
     <w:tbl>
@@ -1319,7 +1319,7 @@
               <w:rPr>
                 <w:sz w:val="18"/>
               </w:rPr>
-              <w:t>La correcta. No es alcanzable en 24 horas con 124 estudios y dos revisores.</w:t>
+              <w:t>La correcta. No es alcanzable en 24 horas con 102 estudios y dos revisores.</w:t>
             </w:r>
           </w:p>
         </w:tc>

--- a/verificables revisión sistemática/S0_informe_editorial.docx
+++ b/verificables revisión sistemática/S0_informe_editorial.docx
@@ -94,7 +94,7 @@
         <w:pStyle w:val="ListBullet"/>
       </w:pPr>
       <w:r>
-        <w:t>El criterio de idioma no se da por supuesto en ningún informe. Se verificó contra el campo de idioma de la fuente y, en los 52 estudios con PDF, contra el texto completo. Esa comprobación detectó dos estudios cuyos metadatos declaraban inglés y cuyo artículo está en ruso, que se excluyeron: sin abrir el PDF se habrían quedado dentro. Los 201 informes incluidos quedan con evidencia nombrada y ninguno sin prueba (S9 y S10).</w:t>
+        <w:t>El criterio de idioma no se da por supuesto en ningún informe. Se verificó contra el campo de idioma de la fuente y, en los 52 estudios con PDF, contra el texto completo. Esa comprobación detectó dos estudios cuyos metadatos declaraban inglés y cuyo artículo está en ruso, que se excluyeron: sin abrir el PDF se habrían quedado dentro. Los 197 informes incluidos quedan con evidencia nombrada y ninguno sin prueba (S9 y S10).</w:t>
       </w:r>
     </w:p>
     <w:p>
@@ -207,7 +207,7 @@
               <w:rPr>
                 <w:sz w:val="18"/>
               </w:rPr>
-              <w:t>162</w:t>
+              <w:t>158</w:t>
             </w:r>
           </w:p>
         </w:tc>
@@ -251,7 +251,7 @@
               <w:rPr>
                 <w:sz w:val="18"/>
               </w:rPr>
-              <w:t>102</w:t>
+              <w:t>98</w:t>
             </w:r>
           </w:p>
         </w:tc>
@@ -295,7 +295,7 @@
               <w:rPr>
                 <w:sz w:val="18"/>
               </w:rPr>
-              <w:t>16</w:t>
+              <w:t>13</w:t>
             </w:r>
           </w:p>
         </w:tc>
@@ -339,7 +339,7 @@
               <w:rPr>
                 <w:sz w:val="18"/>
               </w:rPr>
-              <w:t>11</w:t>
+              <w:t>9</w:t>
             </w:r>
           </w:p>
         </w:tc>
@@ -383,7 +383,7 @@
               <w:rPr>
                 <w:sz w:val="18"/>
               </w:rPr>
-              <w:t>7</w:t>
+              <w:t>3</w:t>
             </w:r>
           </w:p>
         </w:tc>
@@ -637,7 +637,7 @@
               <w:rPr>
                 <w:sz w:val="18"/>
               </w:rPr>
-              <w:t>El 69,6 % obtenido sigue siendo insuficiente y, sobre todo, sesgado: la fracción faltante concentra el 68,8 % de los diseños comparativos. Un revisor objetará que las características descritas no representan al campo.</w:t>
+              <w:t>El 72,4 % obtenido sigue siendo insuficiente y, sobre todo, sesgado: la fracción faltante concentra el 61,5 % de los diseños comparativos. Un revisor objetará que las características descritas no representan al campo.</w:t>
             </w:r>
           </w:p>
         </w:tc>
@@ -842,7 +842,7 @@
     </w:p>
     <w:p>
       <w:r>
-        <w:t>No hacen falta los 31 textos completos que faltan para que el manuscrito resista la revisión. Los 16 estudios comparativos son los que deciden, y dentro de ellos los cuatro ensayos aleatorizados de referencia del campo. Recuperar solo esos cuatro cambia la objeción de «no ha leído los ensayos principales» a «no ha leído parte de la literatura regional», que es una limitación declarable.</w:t>
+        <w:t>No hacen falta los 27 textos completos que faltan para que el manuscrito resista la revisión. Los 13 estudios comparativos son los que deciden, y dentro de ellos los cuatro ensayos aleatorizados de referencia del campo. Recuperar solo esos cuatro cambia la objeción de «no ha leído los ensayos principales» a «no ha leído parte de la literatura regional», que es una limitación declarable.</w:t>
       </w:r>
     </w:p>
     <w:tbl>
@@ -1319,7 +1319,7 @@
               <w:rPr>
                 <w:sz w:val="18"/>
               </w:rPr>
-              <w:t>La correcta. No es alcanzable en 24 horas con 102 estudios y dos revisores.</w:t>
+              <w:t>La correcta. No es alcanzable en 24 horas con 98 estudios y dos revisores.</w:t>
             </w:r>
           </w:p>
         </w:tc>

--- a/verificables revisión sistemática/S0_informe_editorial.docx
+++ b/verificables revisión sistemática/S0_informe_editorial.docx
@@ -94,7 +94,7 @@
         <w:pStyle w:val="ListBullet"/>
       </w:pPr>
       <w:r>
-        <w:t>El criterio de idioma no se da por supuesto en ningún informe. Se verificó contra el campo de idioma de la fuente y, en los 52 estudios con PDF, contra el texto completo. Esa comprobación detectó dos estudios cuyos metadatos declaraban inglés y cuyo artículo está en ruso, que se excluyeron: sin abrir el PDF se habrían quedado dentro. Los 197 informes incluidos quedan con evidencia nombrada y ninguno sin prueba (S9 y S10).</w:t>
+        <w:t>El criterio de idioma no se da por supuesto en ningún informe. Se verificó contra el campo de idioma de la fuente y, en los 52 estudios con PDF, contra el texto completo. Esa comprobación detectó dos estudios cuyos metadatos declaraban inglés y cuyo artículo está en ruso, que se excluyeron: sin abrir el PDF se habrían quedado dentro. Los 196 informes incluidos quedan con evidencia nombrada y ninguno sin prueba (S9 y S10).</w:t>
       </w:r>
     </w:p>
     <w:p>
@@ -207,7 +207,7 @@
               <w:rPr>
                 <w:sz w:val="18"/>
               </w:rPr>
-              <w:t>158</w:t>
+              <w:t>157</w:t>
             </w:r>
           </w:p>
         </w:tc>
@@ -251,7 +251,7 @@
               <w:rPr>
                 <w:sz w:val="18"/>
               </w:rPr>
-              <w:t>98</w:t>
+              <w:t>97</w:t>
             </w:r>
           </w:p>
         </w:tc>
@@ -295,7 +295,7 @@
               <w:rPr>
                 <w:sz w:val="18"/>
               </w:rPr>
-              <w:t>13</w:t>
+              <w:t>12</w:t>
             </w:r>
           </w:p>
         </w:tc>
@@ -339,7 +339,7 @@
               <w:rPr>
                 <w:sz w:val="18"/>
               </w:rPr>
-              <w:t>9</w:t>
+              <w:t>8</w:t>
             </w:r>
           </w:p>
         </w:tc>
@@ -637,7 +637,7 @@
               <w:rPr>
                 <w:sz w:val="18"/>
               </w:rPr>
-              <w:t>El 72,4 % obtenido sigue siendo insuficiente y, sobre todo, sesgado: la fracción faltante concentra el 61,5 % de los diseños comparativos. Un revisor objetará que las características descritas no representan al campo.</w:t>
+              <w:t>El 73,2 % obtenido sigue siendo insuficiente y, sobre todo, sesgado: la fracción faltante concentra el 58,3 % de los diseños comparativos. Un revisor objetará que las características descritas no representan al campo.</w:t>
             </w:r>
           </w:p>
         </w:tc>
@@ -842,7 +842,7 @@
     </w:p>
     <w:p>
       <w:r>
-        <w:t>No hacen falta los 27 textos completos que faltan para que el manuscrito resista la revisión. Los 13 estudios comparativos son los que deciden, y dentro de ellos los cuatro ensayos aleatorizados de referencia del campo. Recuperar solo esos cuatro cambia la objeción de «no ha leído los ensayos principales» a «no ha leído parte de la literatura regional», que es una limitación declarable.</w:t>
+        <w:t>No hacen falta los 26 textos completos que faltan para que el manuscrito resista la revisión. Los 12 estudios comparativos son los que deciden, y dentro de ellos los cuatro ensayos aleatorizados de referencia del campo. Recuperar solo esos cuatro cambia la objeción de «no ha leído los ensayos principales» a «no ha leído parte de la literatura regional», que es una limitación declarable.</w:t>
       </w:r>
     </w:p>
     <w:tbl>
@@ -1319,7 +1319,7 @@
               <w:rPr>
                 <w:sz w:val="18"/>
               </w:rPr>
-              <w:t>La correcta. No es alcanzable en 24 horas con 98 estudios y dos revisores.</w:t>
+              <w:t>La correcta. No es alcanzable en 24 horas con 97 estudios y dos revisores.</w:t>
             </w:r>
           </w:p>
         </w:tc>

--- a/verificables revisión sistemática/S0_informe_editorial.docx
+++ b/verificables revisión sistemática/S0_informe_editorial.docx
@@ -94,7 +94,7 @@
         <w:pStyle w:val="ListBullet"/>
       </w:pPr>
       <w:r>
-        <w:t>El criterio de idioma no se da por supuesto en ningún informe. Se verificó contra el campo de idioma de la fuente y, en los 52 estudios con PDF, contra el texto completo. Esa comprobación detectó dos estudios cuyos metadatos declaraban inglés y cuyo artículo está en ruso, que se excluyeron: sin abrir el PDF se habrían quedado dentro. Los 196 informes incluidos quedan con evidencia nombrada y ninguno sin prueba (S9 y S10).</w:t>
+        <w:t>El criterio de idioma no se da por supuesto en ningún informe. Se verificó contra el campo de idioma de la fuente y, en los 52 estudios con PDF, contra el texto completo. Esa comprobación detectó dos estudios cuyos metadatos declaraban inglés y cuyo artículo está en ruso, que se excluyeron: sin abrir el PDF se habrían quedado dentro. Los 190 informes incluidos quedan con evidencia nombrada y ninguno sin prueba (S9 y S10).</w:t>
       </w:r>
     </w:p>
     <w:p>
@@ -207,7 +207,7 @@
               <w:rPr>
                 <w:sz w:val="18"/>
               </w:rPr>
-              <w:t>157</w:t>
+              <w:t>155</w:t>
             </w:r>
           </w:p>
         </w:tc>
@@ -251,7 +251,7 @@
               <w:rPr>
                 <w:sz w:val="18"/>
               </w:rPr>
-              <w:t>97</w:t>
+              <w:t>95</w:t>
             </w:r>
           </w:p>
         </w:tc>
@@ -295,7 +295,7 @@
               <w:rPr>
                 <w:sz w:val="18"/>
               </w:rPr>
-              <w:t>12</w:t>
+              <w:t>11</w:t>
             </w:r>
           </w:p>
         </w:tc>
@@ -339,7 +339,7 @@
               <w:rPr>
                 <w:sz w:val="18"/>
               </w:rPr>
-              <w:t>8</w:t>
+              <w:t>7</w:t>
             </w:r>
           </w:p>
         </w:tc>
@@ -637,7 +637,7 @@
               <w:rPr>
                 <w:sz w:val="18"/>
               </w:rPr>
-              <w:t>El 73,2 % obtenido sigue siendo insuficiente y, sobre todo, sesgado: la fracción faltante concentra el 58,3 % de los diseños comparativos. Un revisor objetará que las características descritas no representan al campo.</w:t>
+              <w:t>El 74,7 % obtenido sigue siendo insuficiente y, sobre todo, sesgado: la fracción faltante concentra el 54,5 % de los diseños comparativos. Un revisor objetará que las características descritas no representan al campo.</w:t>
             </w:r>
           </w:p>
         </w:tc>
@@ -842,7 +842,7 @@
     </w:p>
     <w:p>
       <w:r>
-        <w:t>No hacen falta los 26 textos completos que faltan para que el manuscrito resista la revisión. Los 12 estudios comparativos son los que deciden, y dentro de ellos los cuatro ensayos aleatorizados de referencia del campo. Recuperar solo esos cuatro cambia la objeción de «no ha leído los ensayos principales» a «no ha leído parte de la literatura regional», que es una limitación declarable.</w:t>
+        <w:t>No hacen falta los 24 textos completos que faltan para que el manuscrito resista la revisión. Los 11 estudios comparativos son los que deciden, y dentro de ellos los cuatro ensayos aleatorizados de referencia del campo. Recuperar solo esos cuatro cambia la objeción de «no ha leído los ensayos principales» a «no ha leído parte de la literatura regional», que es una limitación declarable.</w:t>
       </w:r>
     </w:p>
     <w:tbl>
@@ -1319,7 +1319,7 @@
               <w:rPr>
                 <w:sz w:val="18"/>
               </w:rPr>
-              <w:t>La correcta. No es alcanzable en 24 horas con 97 estudios y dos revisores.</w:t>
+              <w:t>La correcta. No es alcanzable en 24 horas con 95 estudios y dos revisores.</w:t>
             </w:r>
           </w:p>
         </w:tc>

--- a/verificables revisión sistemática/S0_informe_editorial.docx
+++ b/verificables revisión sistemática/S0_informe_editorial.docx
@@ -1166,7 +1166,7 @@
         <w:pStyle w:val="ListBullet"/>
       </w:pPr>
       <w:r>
-        <w:t>El título describe con precisión lo que el trabajo hace, pero es largo. Considerar «Phage therapy for multidrug-resistant Pseudomonas aeruginosa: how verifiable is the clinical evidence base?».</w:t>
+        <w:t>El título se acortó el 14 de septiembre de 2026, de 162 a 141 caracteres, tras someterlo a revisión. La versión anterior nombraba las dos propiedades que el trabajo evalúa —«la estructura y la verificabilidad del cuerpo de evidencia clínica»—; la actual nombra una sola: «la literatura clínica y de su verificabilidad». Es una pérdida consciente. La pregunta de investigación sigue formulada sobre las dos y no se tocó. Se conservó «verificabilidad», que es el término que distingue a este trabajo de las revisiones que agregan desenlaces, y se adoptó la fórmula «revisión sistemática de la literatura» que usa la revista de destino. Queda dicho que «literatura» no cubre los registros de ensayo, y que más de un tercio de los estudios identificados existe solo como registro.</w:t>
       </w:r>
     </w:p>
     <w:p>

--- a/verificables revisión sistemática/S0_informe_editorial.docx
+++ b/verificables revisión sistemática/S0_informe_editorial.docx
@@ -1166,7 +1166,7 @@
         <w:pStyle w:val="ListBullet"/>
       </w:pPr>
       <w:r>
-        <w:t>El título se acortó el 14 de septiembre de 2026, de 162 a 141 caracteres, tras someterlo a revisión. La versión anterior nombraba las dos propiedades que el trabajo evalúa —«la estructura y la verificabilidad del cuerpo de evidencia clínica»—; la actual nombra una sola: «la literatura clínica y de su verificabilidad». Es una pérdida consciente. La pregunta de investigación sigue formulada sobre las dos y no se tocó. Se conservó «verificabilidad», que es el término que distingue a este trabajo de las revisiones que agregan desenlaces, y se adoptó la fórmula «revisión sistemática de la literatura» que usa la revista de destino. Queda dicho que «literatura» no cubre los registros de ensayo, y que más de un tercio de los estudios identificados existe solo como registro.</w:t>
+        <w:t>El título se revisó dos veces el 14 de septiembre de 2026. Partía de «revisión sistemática de la estructura y la verificabilidad del cuerpo de evidencia clínica», 162 caracteres en castellano y 157 en inglés. Primero se acortó a 141 y 141 adoptando la fórmula «revisión sistemática de la literatura» que usa la revista de destino. Después se sustituyó «verificabilidad» por «completitud del reporte» —«reporting completeness»—, y quedó en 148 y 150. Dos pérdidas conscientes, y las dos se declaran aquí. La primera: el título ya no nombra la estructura, que es la otra mitad de la pregunta de investigación; esa pregunta no se tocó y sigue formulada sobre las tres propiedades. La segunda: «completitud del reporte» nombra dos de los tres componentes medidos y deja fuera la recuperabilidad del informe, que se sigue nombrando en el cuerpo. Se prefirió un título que dice menos a uno que dice otra cosa. Sobre el término adoptado conviene adelantar una respuesta: buena parte de la literatura que se titula «reporting completeness» puntúa adherencia a una guía —CONSORT, CARE, STROBE—, y esta revisión no aplicó ninguna: contó presencia y ausencia de variables y de numerador y denominador, no adherencia normativa.</w:t>
       </w:r>
     </w:p>
     <w:p>
@@ -1349,7 +1349,7 @@
               <w:rPr>
                 <w:sz w:val="18"/>
               </w:rPr>
-              <w:t>Revisión sistemática de la estructura y verificabilidad del cuerpo de evidencia, sin estimaciones de eficacia, con las cuatro limitaciones declaradas</w:t>
+              <w:t>Revisión sistemática de la estructura del cuerpo de evidencia, de su recuperabilidad y de la completitud de su reporte, sin estimaciones de eficacia, con las cuatro limitaciones declaradas</w:t>
             </w:r>
           </w:p>
         </w:tc>

--- a/verificables revisión sistemática/S0_informe_editorial.docx
+++ b/verificables revisión sistemática/S0_informe_editorial.docx
@@ -17,7 +17,7 @@
           <w:i/>
           <w:sz w:val="19"/>
         </w:rPr>
-        <w:t>Evaluación previa a revisión por pares. Revista de microbiología clínica / revisiones sistemáticas. 11 de agosto de 2026.</w:t>
+        <w:t>Evaluación previa a revisión por pares. Revista de microbiología clínica / revisiones sistemáticas. 14 de septiembre de 2026.</w:t>
       </w:r>
     </w:p>
     <w:p>
@@ -54,7 +54,7 @@
         <w:pStyle w:val="ListBullet"/>
       </w:pPr>
       <w:r>
-        <w:t>La búsqueda es más amplia que la de las revisiones publicadas en el campo: nueve fuentes en dos corrientes, sin restricción de idioma, con literatura regional y registros de ensayos incluidos. La inclusión de BVS y SciELO no es decorativa: aporta la literatura donde se concentran los diseños comparativos.</w:t>
+        <w:t>La búsqueda es más amplia que la de las revisiones publicadas en el campo: 8 fuentes en dos corrientes —Scopus en dos brazos, 9 consultas en total—, sin restricción de idioma, con literatura regional y registros de ensayos incluidos. La inclusión de BVS y SciELO no es decorativa: aporta la literatura donde se concentran los diseños comparativos.</w:t>
       </w:r>
     </w:p>
     <w:p>

--- a/verificables revisión sistemática/S0_informe_editorial.docx
+++ b/verificables revisión sistemática/S0_informe_editorial.docx
@@ -38,7 +38,7 @@
     </w:p>
     <w:p>
       <w:r>
-        <w:t>El trabajo metodológico que sostiene este manuscrito está por encima de lo habitual en el campo, y su hallazgo central es relevante y publicable. No puede, sin embargo, entrar en revisión por pares como revisión sistemática completa mientras los desacuerdos de la extracción no estén adjudicados: la extracción por duplicado sí está hecha (122 de 124 estudios), pero 14 de los 541 desacuerdos siguen sin firmar, y hasta entonces ninguna cifra de desenlace puede apoyarse en los cuadernos. Lo que sigue distingue lo que impide publicar de lo que solo mejora el manuscrito.</w:t>
+        <w:t>El trabajo metodológico que sostiene este manuscrito está por encima de lo habitual en el campo, y su hallazgo central es relevante y publicable. No puede, sin embargo, entrar en revisión por pares como revisión sistemática completa mientras los desacuerdos de la extracción no estén adjudicados: la extracción por duplicado sí está hecha (122 de 124 estudios), pero 14 de los 541 desacuerdos siguen sin firmar. Las cifras de desenlace se apoyan en la extracción adjudicada, de modo que ese conjunto todavía tiene 14 casillas abiertas: salen vacías y se declaran como tales, pero un revisor puede legítimamente pedir que se cierren antes de publicar. Lo que sigue distingue lo que impide publicar de lo que solo mejora el manuscrito.</w:t>
       </w:r>
     </w:p>
     <w:p>

--- a/verificables revisión sistemática/S0_informe_editorial.docx
+++ b/verificables revisión sistemática/S0_informe_editorial.docx
@@ -38,7 +38,7 @@
     </w:p>
     <w:p>
       <w:r>
-        <w:t>El trabajo metodológico que sostiene este manuscrito está por encima de lo habitual en el campo, y su hallazgo central es relevante y publicable. No puede, sin embargo, entrar en revisión por pares como revisión sistemática completa mientras los desacuerdos de la extracción no estén adjudicados: la extracción por duplicado sí está hecha (122 de 124 estudios), pero 14 de los 541 desacuerdos siguen sin firmar. Las cifras de desenlace se apoyan en la extracción adjudicada, de modo que ese conjunto todavía tiene 14 casillas abiertas: salen vacías y se declaran como tales, pero un revisor puede legítimamente pedir que se cierren antes de publicar. Lo que sigue distingue lo que impide publicar de lo que solo mejora el manuscrito.</w:t>
+        <w:t>El trabajo metodológico que sostiene este manuscrito está por encima de lo habitual en el campo, y su hallazgo central es relevante y publicable. El reparo que lo retenía fuera de la revisión por pares ya no está: la extracción por duplicado está hecha (122 de 124 estudios). La adjudicación por consenso quedó cerrada el 14 de septiembre de 2026: 539 de los 541 desacuerdos llevan firma conjunta y los 2 restantes se cerraron por una regla mecánica, declarada como tal. Con eso cae el reparo B1; lo que sigue bloqueando es el registro del protocolo. Lo que sigue distingue lo que impide publicar de lo que solo mejora el manuscrito.</w:t>
       </w:r>
     </w:p>
     <w:p>
@@ -521,7 +521,7 @@
               <w:rPr>
                 <w:sz w:val="18"/>
               </w:rPr>
-              <w:t>La extracción por duplicado está completa (122 de 124 estudios, 98 %), pero 14 de los 541 desacuerdos siguen sin firmar. Hasta que se firmen no hay desenlaces, ni riesgo de sesgo, ni GRADE, porque ninguna cifra puede apoyarse todavía en los cuadernos.</w:t>
+              <w:t>RESUELTO el 14 de septiembre de 2026. Extracción por duplicado completa (122 de 124 estudios, 98 %) y 539 de 541 desacuerdos con firma conjunta; los 2 restantes, cerrados por regla mecánica y declarados como tal. La fila se conserva porque era el reparo principal y el lector tiene que poder ver que cayó.</w:t>
             </w:r>
           </w:p>
         </w:tc>

--- a/verificables revisión sistemática/S0_informe_editorial.docx
+++ b/verificables revisión sistemática/S0_informe_editorial.docx
@@ -94,7 +94,7 @@
         <w:pStyle w:val="ListBullet"/>
       </w:pPr>
       <w:r>
-        <w:t>El criterio de idioma no se da por supuesto en ningún informe. Se verificó contra el campo de idioma de la fuente y, en los 52 estudios con PDF, contra el texto completo. Esa comprobación detectó dos estudios cuyos metadatos declaraban inglés y cuyo artículo está en ruso, que se excluyeron: sin abrir el PDF se habrían quedado dentro. Los 190 informes incluidos quedan con evidencia nombrada y ninguno sin prueba (S9 y S10).</w:t>
+        <w:t>El criterio de idioma no se da por supuesto en ningún informe. Se verificó contra el campo de idioma de la fuente y, en los 52 estudios con PDF, contra el texto completo. Esa comprobación detectó dos estudios cuyos metadatos declaraban inglés y cuyo artículo está en ruso, que se excluyeron: sin abrir el PDF se habrían quedado dentro. Los 179 informes incluidos quedan con evidencia nombrada y ninguno sin prueba (S9 y S10).</w:t>
       </w:r>
     </w:p>
     <w:p>
@@ -207,7 +207,7 @@
               <w:rPr>
                 <w:sz w:val="18"/>
               </w:rPr>
-              <w:t>155</w:t>
+              <w:t>145</w:t>
             </w:r>
           </w:p>
         </w:tc>

--- a/verificables revisión sistemática/S0_informe_editorial.docx
+++ b/verificables revisión sistemática/S0_informe_editorial.docx
@@ -94,7 +94,7 @@
         <w:pStyle w:val="ListBullet"/>
       </w:pPr>
       <w:r>
-        <w:t>El criterio de idioma no se da por supuesto en ningún informe. Se verificó contra el campo de idioma de la fuente y, en los 52 estudios con PDF, contra el texto completo. Esa comprobación detectó dos estudios cuyos metadatos declaraban inglés y cuyo artículo está en ruso, que se excluyeron: sin abrir el PDF se habrían quedado dentro. Los 179 informes incluidos quedan con evidencia nombrada y ninguno sin prueba (S9 y S10).</w:t>
+        <w:t>El criterio de idioma no se da por supuesto en ningún informe. Se verificó contra el campo de idioma de la fuente y, en los 52 estudios con PDF, contra el texto completo. Esa comprobación detectó dos estudios cuyos metadatos declaraban inglés y cuyo artículo está en ruso, que se excluyeron: sin abrir el PDF se habrían quedado dentro. Los 171 informes incluidos quedan con evidencia nombrada y ninguno sin prueba (S9 y S10).</w:t>
       </w:r>
     </w:p>
     <w:p>
@@ -193,7 +193,7 @@
               <w:rPr>
                 <w:sz w:val="18"/>
               </w:rPr>
-              <w:t>219</w:t>
+              <w:t>218</w:t>
             </w:r>
           </w:p>
         </w:tc>
@@ -207,7 +207,7 @@
               <w:rPr>
                 <w:sz w:val="18"/>
               </w:rPr>
-              <w:t>145</w:t>
+              <w:t>137</w:t>
             </w:r>
           </w:p>
         </w:tc>

--- a/verificables revisión sistemática/S0_informe_editorial.docx
+++ b/verificables revisión sistemática/S0_informe_editorial.docx
@@ -17,7 +17,7 @@
           <w:i/>
           <w:sz w:val="19"/>
         </w:rPr>
-        <w:t>Evaluación previa a revisión por pares. Revista de microbiología clínica / revisiones sistemáticas. 14 de septiembre de 2026.</w:t>
+        <w:t>Evaluación previa a revisión por pares. Revista de microbiología clínica / revisiones sistemáticas. 15 de septiembre de 2026.</w:t>
       </w:r>
     </w:p>
     <w:p>

--- a/verificables revisión sistemática/S0_informe_editorial.docx
+++ b/verificables revisión sistemática/S0_informe_editorial.docx
@@ -17,7 +17,7 @@
           <w:i/>
           <w:sz w:val="19"/>
         </w:rPr>
-        <w:t>Evaluación previa a revisión por pares. Revista de microbiología clínica / revisiones sistemáticas. 15 de septiembre de 2026.</w:t>
+        <w:t>Evaluación previa a revisión por pares. Revista de microbiología clínica / revisiones sistemáticas. 16 de septiembre de 2026.</w:t>
       </w:r>
     </w:p>
     <w:p>

--- a/verificables revisión sistemática/S0_informe_editorial.docx
+++ b/verificables revisión sistemática/S0_informe_editorial.docx
@@ -17,7 +17,7 @@
           <w:i/>
           <w:sz w:val="19"/>
         </w:rPr>
-        <w:t>Evaluación previa a revisión por pares. Revista de microbiología clínica / revisiones sistemáticas. 16 de septiembre de 2026.</w:t>
+        <w:t>Evaluación previa a revisión por pares. Revista de microbiología clínica / revisiones sistemáticas. 22 de septiembre de 2026.</w:t>
       </w:r>
     </w:p>
     <w:p>

--- a/verificables revisión sistemática/S0_informe_editorial.docx
+++ b/verificables revisión sistemática/S0_informe_editorial.docx
@@ -94,7 +94,7 @@
         <w:pStyle w:val="ListBullet"/>
       </w:pPr>
       <w:r>
-        <w:t>El criterio de idioma no se da por supuesto en ningún informe. Se verificó contra el campo de idioma de la fuente y, en los 52 estudios con PDF, contra el texto completo. Esa comprobación detectó dos estudios cuyos metadatos declaraban inglés y cuyo artículo está en ruso, que se excluyeron: sin abrir el PDF se habrían quedado dentro. Los 171 informes incluidos quedan con evidencia nombrada y ninguno sin prueba (S9 y S10).</w:t>
+        <w:t>El criterio de idioma no se da por supuesto en ningún informe. Se verificó contra el campo de idioma de la fuente y, en los 51 estudios con PDF, contra el texto completo. Esa comprobación detectó dos estudios cuyos metadatos declaraban inglés y cuyo artículo está en ruso, que se excluyeron: sin abrir el PDF se habrían quedado dentro. Los 170 informes incluidos quedan con evidencia nombrada y ninguno sin prueba (S9 y S10).</w:t>
       </w:r>
     </w:p>
     <w:p>
@@ -207,7 +207,7 @@
               <w:rPr>
                 <w:sz w:val="18"/>
               </w:rPr>
-              <w:t>137</w:t>
+              <w:t>136</w:t>
             </w:r>
           </w:p>
         </w:tc>
@@ -251,7 +251,7 @@
               <w:rPr>
                 <w:sz w:val="18"/>
               </w:rPr>
-              <w:t>95</w:t>
+              <w:t>94</w:t>
             </w:r>
           </w:p>
         </w:tc>
@@ -295,7 +295,7 @@
               <w:rPr>
                 <w:sz w:val="18"/>
               </w:rPr>
-              <w:t>11</w:t>
+              <w:t>10</w:t>
             </w:r>
           </w:p>
         </w:tc>
@@ -637,7 +637,7 @@
               <w:rPr>
                 <w:sz w:val="18"/>
               </w:rPr>
-              <w:t>El 74,7 % obtenido sigue siendo insuficiente y, sobre todo, sesgado: la fracción faltante concentra el 54,5 % de los diseños comparativos. Un revisor objetará que las características descritas no representan al campo.</w:t>
+              <w:t>El 74,5 % obtenido sigue siendo insuficiente y, sobre todo, sesgado: la fracción faltante concentra el 60,0 % de los diseños comparativos. Un revisor objetará que las características descritas no representan al campo.</w:t>
             </w:r>
           </w:p>
         </w:tc>
@@ -842,7 +842,7 @@
     </w:p>
     <w:p>
       <w:r>
-        <w:t>No hacen falta los 24 textos completos que faltan para que el manuscrito resista la revisión. Los 11 estudios comparativos son los que deciden, y dentro de ellos los cuatro ensayos aleatorizados de referencia del campo. Recuperar solo esos cuatro cambia la objeción de «no ha leído los ensayos principales» a «no ha leído parte de la literatura regional», que es una limitación declarable.</w:t>
+        <w:t>No hacen falta los 24 textos completos que faltan para que el manuscrito resista la revisión. Los 10 estudios comparativos son los que deciden, y dentro de ellos los cuatro ensayos aleatorizados de referencia del campo. Recuperar solo esos cuatro cambia la objeción de «no ha leído los ensayos principales» a «no ha leído parte de la literatura regional», que es una limitación declarable.</w:t>
       </w:r>
     </w:p>
     <w:tbl>
@@ -1319,7 +1319,7 @@
               <w:rPr>
                 <w:sz w:val="18"/>
               </w:rPr>
-              <w:t>La correcta. No es alcanzable en 24 horas con 95 estudios y dos revisores.</w:t>
+              <w:t>La correcta. No es alcanzable en 24 horas con 94 estudios y dos revisores.</w:t>
             </w:r>
           </w:p>
         </w:tc>

--- a/verificables revisión sistemática/S0_informe_editorial.docx
+++ b/verificables revisión sistemática/S0_informe_editorial.docx
@@ -17,7 +17,7 @@
           <w:i/>
           <w:sz w:val="19"/>
         </w:rPr>
-        <w:t>Evaluación previa a revisión por pares. Revista de microbiología clínica / revisiones sistemáticas. 22 de septiembre de 2026.</w:t>
+        <w:t>Evaluación previa a revisión por pares. Revista de microbiología clínica / revisiones sistemáticas. 23 de septiembre de 2026.</w:t>
       </w:r>
     </w:p>
     <w:p>

--- a/verificables revisión sistemática/S0_informe_editorial.docx
+++ b/verificables revisión sistemática/S0_informe_editorial.docx
@@ -17,7 +17,7 @@
           <w:i/>
           <w:sz w:val="19"/>
         </w:rPr>
-        <w:t>Evaluación previa a revisión por pares. Revista de microbiología clínica / revisiones sistemáticas. 23 de septiembre de 2026.</w:t>
+        <w:t>Evaluación previa a revisión por pares. Revista de microbiología clínica / revisiones sistemáticas. 3 de octubre de 2026.</w:t>
       </w:r>
     </w:p>
     <w:p>
@@ -94,7 +94,7 @@
         <w:pStyle w:val="ListBullet"/>
       </w:pPr>
       <w:r>
-        <w:t>El criterio de idioma no se da por supuesto en ningún informe. Se verificó contra el campo de idioma de la fuente y, en los 51 estudios con PDF, contra el texto completo. Esa comprobación detectó dos estudios cuyos metadatos declaraban inglés y cuyo artículo está en ruso, que se excluyeron: sin abrir el PDF se habrían quedado dentro. Los 170 informes incluidos quedan con evidencia nombrada y ninguno sin prueba (S9 y S10).</w:t>
+        <w:t>El criterio de idioma no se da por supuesto en ningún informe. Se verificó contra el campo de idioma de la fuente y, en los 48 estudios con PDF, contra el texto completo. Esa comprobación detectó dos estudios cuyos metadatos declaraban inglés y cuyo artículo está en ruso, que se excluyeron: sin abrir el PDF se habrían quedado dentro. Los 166 informes incluidos quedan con evidencia nombrada y ninguno sin prueba (S9 y S10).</w:t>
       </w:r>
     </w:p>
     <w:p>
@@ -207,7 +207,7 @@
               <w:rPr>
                 <w:sz w:val="18"/>
               </w:rPr>
-              <w:t>136</w:t>
+              <w:t>132</w:t>
             </w:r>
           </w:p>
         </w:tc>
@@ -251,7 +251,7 @@
               <w:rPr>
                 <w:sz w:val="18"/>
               </w:rPr>
-              <w:t>94</w:t>
+              <w:t>90</w:t>
             </w:r>
           </w:p>
         </w:tc>
@@ -295,7 +295,7 @@
               <w:rPr>
                 <w:sz w:val="18"/>
               </w:rPr>
-              <w:t>10</w:t>
+              <w:t>9</w:t>
             </w:r>
           </w:p>
         </w:tc>
@@ -383,7 +383,7 @@
               <w:rPr>
                 <w:sz w:val="18"/>
               </w:rPr>
-              <w:t>3</w:t>
+              <w:t>2</w:t>
             </w:r>
           </w:p>
         </w:tc>
@@ -637,7 +637,7 @@
               <w:rPr>
                 <w:sz w:val="18"/>
               </w:rPr>
-              <w:t>El 74,5 % obtenido sigue siendo insuficiente y, sobre todo, sesgado: la fracción faltante concentra el 60,0 % de los diseños comparativos. Un revisor objetará que las características descritas no representan al campo.</w:t>
+              <w:t>El 73,3 % obtenido sigue siendo insuficiente y, sobre todo, sesgado: la fracción faltante concentra el 66,7 % de los diseños comparativos. Un revisor objetará que las características descritas no representan al campo.</w:t>
             </w:r>
           </w:p>
         </w:tc>
@@ -842,7 +842,7 @@
     </w:p>
     <w:p>
       <w:r>
-        <w:t>No hacen falta los 24 textos completos que faltan para que el manuscrito resista la revisión. Los 10 estudios comparativos son los que deciden, y dentro de ellos los cuatro ensayos aleatorizados de referencia del campo. Recuperar solo esos cuatro cambia la objeción de «no ha leído los ensayos principales» a «no ha leído parte de la literatura regional», que es una limitación declarable.</w:t>
+        <w:t>No hacen falta los 24 textos completos que faltan para que el manuscrito resista la revisión. Los 9 estudios comparativos son los que deciden, y dentro de ellos los cuatro ensayos aleatorizados de referencia del campo. Recuperar solo esos cuatro cambia la objeción de «no ha leído los ensayos principales» a «no ha leído parte de la literatura regional», que es una limitación declarable.</w:t>
       </w:r>
     </w:p>
     <w:tbl>
@@ -1319,7 +1319,7 @@
               <w:rPr>
                 <w:sz w:val="18"/>
               </w:rPr>
-              <w:t>La correcta. No es alcanzable en 24 horas con 94 estudios y dos revisores.</w:t>
+              <w:t>La correcta. No es alcanzable en 24 horas con 90 estudios y dos revisores.</w:t>
             </w:r>
           </w:p>
         </w:tc>

--- a/verificables revisión sistemática/S0_informe_editorial.docx
+++ b/verificables revisión sistemática/S0_informe_editorial.docx
@@ -17,7 +17,7 @@
           <w:i/>
           <w:sz w:val="19"/>
         </w:rPr>
-        <w:t>Evaluación previa a revisión por pares. Revista de microbiología clínica / revisiones sistemáticas. 3 de octubre de 2026.</w:t>
+        <w:t>Evaluación previa a revisión por pares. Revista de microbiología clínica / revisiones sistemáticas. 6 de octubre de 2026.</w:t>
       </w:r>
     </w:p>
     <w:p>
@@ -94,7 +94,7 @@
         <w:pStyle w:val="ListBullet"/>
       </w:pPr>
       <w:r>
-        <w:t>El criterio de idioma no se da por supuesto en ningún informe. Se verificó contra el campo de idioma de la fuente y, en los 48 estudios con PDF, contra el texto completo. Esa comprobación detectó dos estudios cuyos metadatos declaraban inglés y cuyo artículo está en ruso, que se excluyeron: sin abrir el PDF se habrían quedado dentro. Los 166 informes incluidos quedan con evidencia nombrada y ninguno sin prueba (S9 y S10).</w:t>
+        <w:t>El criterio de idioma no se da por supuesto en ningún informe. Se verificó contra el campo de idioma de la fuente y, en los 47 estudios con PDF, contra el texto completo. Esa comprobación detectó dos estudios cuyos metadatos declaraban inglés y cuyo artículo está en ruso, que se excluyeron: sin abrir el PDF se habrían quedado dentro. Los 161 informes incluidos quedan con evidencia nombrada y ninguno sin prueba (S9 y S10).</w:t>
       </w:r>
     </w:p>
     <w:p>
@@ -207,7 +207,7 @@
               <w:rPr>
                 <w:sz w:val="18"/>
               </w:rPr>
-              <w:t>132</w:t>
+              <w:t>128</w:t>
             </w:r>
           </w:p>
         </w:tc>
@@ -251,7 +251,7 @@
               <w:rPr>
                 <w:sz w:val="18"/>
               </w:rPr>
-              <w:t>90</w:t>
+              <w:t>86</w:t>
             </w:r>
           </w:p>
         </w:tc>
@@ -295,7 +295,7 @@
               <w:rPr>
                 <w:sz w:val="18"/>
               </w:rPr>
-              <w:t>9</w:t>
+              <w:t>7</w:t>
             </w:r>
           </w:p>
         </w:tc>
@@ -339,7 +339,7 @@
               <w:rPr>
                 <w:sz w:val="18"/>
               </w:rPr>
-              <w:t>7</w:t>
+              <w:t>6</w:t>
             </w:r>
           </w:p>
         </w:tc>
@@ -383,7 +383,7 @@
               <w:rPr>
                 <w:sz w:val="18"/>
               </w:rPr>
-              <w:t>2</w:t>
+              <w:t>1</w:t>
             </w:r>
           </w:p>
         </w:tc>
@@ -637,7 +637,7 @@
               <w:rPr>
                 <w:sz w:val="18"/>
               </w:rPr>
-              <w:t>El 73,3 % obtenido sigue siendo insuficiente y, sobre todo, sesgado: la fracción faltante concentra el 66,7 % de los diseños comparativos. Un revisor objetará que las características descritas no representan al campo.</w:t>
+              <w:t>El 75,6 % obtenido sigue siendo insuficiente y, sobre todo, sesgado: la fracción faltante concentra el 71,4 % de los diseños comparativos. Un revisor objetará que las características descritas no representan al campo.</w:t>
             </w:r>
           </w:p>
         </w:tc>
@@ -842,7 +842,7 @@
     </w:p>
     <w:p>
       <w:r>
-        <w:t>No hacen falta los 24 textos completos que faltan para que el manuscrito resista la revisión. Los 9 estudios comparativos son los que deciden, y dentro de ellos los cuatro ensayos aleatorizados de referencia del campo. Recuperar solo esos cuatro cambia la objeción de «no ha leído los ensayos principales» a «no ha leído parte de la literatura regional», que es una limitación declarable.</w:t>
+        <w:t>No hacen falta los 21 textos completos que faltan para que el manuscrito resista la revisión. Los 7 estudios comparativos son los que deciden, y dentro de ellos los cuatro ensayos aleatorizados de referencia del campo. Recuperar solo esos cuatro cambia la objeción de «no ha leído los ensayos principales» a «no ha leído parte de la literatura regional», que es una limitación declarable.</w:t>
       </w:r>
     </w:p>
     <w:tbl>
@@ -1319,7 +1319,7 @@
               <w:rPr>
                 <w:sz w:val="18"/>
               </w:rPr>
-              <w:t>La correcta. No es alcanzable en 24 horas con 90 estudios y dos revisores.</w:t>
+              <w:t>La correcta. No es alcanzable en 24 horas con 86 estudios y dos revisores.</w:t>
             </w:r>
           </w:p>
         </w:tc>

--- a/verificables revisión sistemática/S0_informe_editorial.docx
+++ b/verificables revisión sistemática/S0_informe_editorial.docx
@@ -17,7 +17,7 @@
           <w:i/>
           <w:sz w:val="19"/>
         </w:rPr>
-        <w:t>Evaluación previa a revisión por pares. Revista de microbiología clínica / revisiones sistemáticas. 6 de octubre de 2026.</w:t>
+        <w:t>Evaluación previa a revisión por pares. Revista de microbiología clínica / revisiones sistemáticas. 7 de octubre de 2026.</w:t>
       </w:r>
     </w:p>
     <w:p>
@@ -94,7 +94,7 @@
         <w:pStyle w:val="ListBullet"/>
       </w:pPr>
       <w:r>
-        <w:t>El criterio de idioma no se da por supuesto en ningún informe. Se verificó contra el campo de idioma de la fuente y, en los 47 estudios con PDF, contra el texto completo. Esa comprobación detectó dos estudios cuyos metadatos declaraban inglés y cuyo artículo está en ruso, que se excluyeron: sin abrir el PDF se habrían quedado dentro. Los 161 informes incluidos quedan con evidencia nombrada y ninguno sin prueba (S9 y S10).</w:t>
+        <w:t>El criterio de idioma no se da por supuesto en ningún informe. Se verificó contra el campo de idioma de la fuente y, en los 47 estudios con PDF, contra el texto completo. Esa comprobación detectó dos estudios cuyos metadatos declaraban inglés y cuyo artículo está en ruso, que se excluyeron: sin abrir el PDF se habrían quedado dentro. Los 80 informes incluidos quedan con evidencia nombrada y ninguno sin prueba (S9 y S10).</w:t>
       </w:r>
     </w:p>
     <w:p>
@@ -207,7 +207,7 @@
               <w:rPr>
                 <w:sz w:val="18"/>
               </w:rPr>
-              <w:t>128</w:t>
+              <w:t>65</w:t>
             </w:r>
           </w:p>
         </w:tc>
@@ -251,7 +251,7 @@
               <w:rPr>
                 <w:sz w:val="18"/>
               </w:rPr>
-              <w:t>86</w:t>
+              <w:t>65</w:t>
             </w:r>
           </w:p>
         </w:tc>
@@ -295,7 +295,7 @@
               <w:rPr>
                 <w:sz w:val="18"/>
               </w:rPr>
-              <w:t>7</w:t>
+              <w:t>2</w:t>
             </w:r>
           </w:p>
         </w:tc>
@@ -339,7 +339,7 @@
               <w:rPr>
                 <w:sz w:val="18"/>
               </w:rPr>
-              <w:t>6</w:t>
+              <w:t>2</w:t>
             </w:r>
           </w:p>
         </w:tc>
@@ -637,7 +637,7 @@
               <w:rPr>
                 <w:sz w:val="18"/>
               </w:rPr>
-              <w:t>El 75,6 % obtenido sigue siendo insuficiente y, sobre todo, sesgado: la fracción faltante concentra el 71,4 % de los diseños comparativos. Un revisor objetará que las características descritas no representan al campo.</w:t>
+              <w:t>El 100,0 % obtenido sigue siendo insuficiente y, sobre todo, sesgado: la fracción faltante concentra el 0,0 % de los diseños comparativos. Un revisor objetará que las características descritas no representan al campo.</w:t>
             </w:r>
           </w:p>
         </w:tc>
@@ -842,7 +842,7 @@
     </w:p>
     <w:p>
       <w:r>
-        <w:t>No hacen falta los 21 textos completos que faltan para que el manuscrito resista la revisión. Los 7 estudios comparativos son los que deciden, y dentro de ellos los cuatro ensayos aleatorizados de referencia del campo. Recuperar solo esos cuatro cambia la objeción de «no ha leído los ensayos principales» a «no ha leído parte de la literatura regional», que es una limitación declarable.</w:t>
+        <w:t>No hacen falta los 0 textos completos que faltan para que el manuscrito resista la revisión. Los 2 estudios comparativos son los que deciden, y dentro de ellos los cuatro ensayos aleatorizados de referencia del campo. Recuperar solo esos cuatro cambia la objeción de «no ha leído los ensayos principales» a «no ha leído parte de la literatura regional», que es una limitación declarable.</w:t>
       </w:r>
     </w:p>
     <w:tbl>
@@ -1319,7 +1319,7 @@
               <w:rPr>
                 <w:sz w:val="18"/>
               </w:rPr>
-              <w:t>La correcta. No es alcanzable en 24 horas con 86 estudios y dos revisores.</w:t>
+              <w:t>La correcta. No es alcanzable en 24 horas con 65 estudios y dos revisores.</w:t>
             </w:r>
           </w:p>
         </w:tc>

--- a/verificables revisión sistemática/S0_informe_editorial.docx
+++ b/verificables revisión sistemática/S0_informe_editorial.docx
@@ -8,7 +8,15 @@
         <w:jc w:val="left"/>
       </w:pPr>
       <w:r>
-        <w:t>Informe editorial</w:t>
+        <w:t>Autoevaluación del manuscrito, redactada por el modelo de lenguaje</w:t>
+      </w:r>
+    </w:p>
+    <w:p>
+      <w:r>
+        <w:rPr>
+          <w:b/>
+        </w:rPr>
+        <w:t>Autoevaluación redactada por el modelo de lenguaje (Claude Opus 5) a petición de los autores. No es un informe de un editor ni una revisión externa.</w:t>
       </w:r>
     </w:p>
     <w:p>
@@ -17,7 +25,7 @@
           <w:i/>
           <w:sz w:val="19"/>
         </w:rPr>
-        <w:t>Evaluación previa a revisión por pares. Revista de microbiología clínica / revisiones sistemáticas. 7 de octubre de 2026.</w:t>
+        <w:t>Estado a 12 de octubre de 2026. Se escribió adoptando el punto de vista de un editor que decide si el manuscrito puede entrar en revisión por pares, pero las valoraciones son del modelo, no de una revista. El modelo hizo buena parte del trabajo que aquí se evalúa —la declaración de uso de inteligencia artificial del manuscrito dice cuál—, de modo que esta autoevaluación no es independiente.</w:t>
       </w:r>
     </w:p>
     <w:p>
@@ -25,7 +33,7 @@
         <w:pStyle w:val="Heading1"/>
       </w:pPr>
       <w:r>
-        <w:t>Decisión</w:t>
+        <w:t>Valoración del modelo</w:t>
       </w:r>
     </w:p>
     <w:p>
@@ -38,7 +46,7 @@
     </w:p>
     <w:p>
       <w:r>
-        <w:t>El trabajo metodológico que sostiene este manuscrito está por encima de lo habitual en el campo, y su hallazgo central es relevante y publicable. El reparo que lo retenía fuera de la revisión por pares ya no está: la extracción por duplicado está hecha (122 de 124 estudios). La adjudicación por consenso quedó cerrada el 14 de septiembre de 2026: 539 de los 541 desacuerdos llevan firma conjunta y los 2 restantes se cerraron por una regla mecánica, declarada como tal. Con eso cae el reparo B1; lo que sigue bloqueando es el registro del protocolo. Lo que sigue distingue lo que impide publicar de lo que solo mejora el manuscrito.</w:t>
+        <w:t>El trabajo metodológico que sostiene este manuscrito está por encima de lo habitual en el campo, y su hallazgo central es relevante y publicable. La extracción por duplicado está hecha (122 de 124 estudios) y su adjudicación se cerró el 14 de septiembre de 2026: 539 de los 541 desacuerdos están adjudicados; el registro anota la firma de los dos en 14 y un único responsable en 525, y solo esas 14 constan como consenso. Los 2 restantes se cerraron por una regla mecánica, sin firma conjunta, declarada como tal. El veredicto se mantiene por lo que no se arregla cerrando tareas: las decisiones del cribado de títulos y resúmenes las emitió el modelo como revisor único, sin duplicación, con un vocabulario de motivos que no se fijó antes de empezar; ni la extracción ni el riesgo de sesgo acreditan la independencia de sus dos lecturas; las enmiendas de elegibilidad se adoptaron con el cribado terminado, y el protocolo no se registró. El manuscrito lo declara todo. Lo que sigue distingue lo que impide publicar de lo que solo mejora el manuscrito.</w:t>
       </w:r>
     </w:p>
     <w:p>
@@ -46,7 +54,7 @@
         <w:pStyle w:val="Heading1"/>
       </w:pPr>
       <w:r>
-        <w:t>Lo que este manuscrito hace bien</w:t>
+        <w:t>Lo que el manuscrito hace bien, a juicio del modelo</w:t>
       </w:r>
     </w:p>
     <w:p>
@@ -54,7 +62,7 @@
         <w:pStyle w:val="ListBullet"/>
       </w:pPr>
       <w:r>
-        <w:t>La búsqueda es más amplia que la de las revisiones publicadas en el campo: 8 fuentes en dos corrientes —Scopus en dos brazos, 9 consultas en total—, sin restricción de idioma, con literatura regional y registros de ensayos incluidos. La inclusión de BVS y SciELO no es decorativa: aporta la literatura donde se concentran los diseños comparativos.</w:t>
+        <w:t>La búsqueda es amplia: 8 fuentes en dos corrientes —Scopus en dos brazos, 9 consultas en total—, sin restricción de idioma, con literatura regional (BVS y SciELO) y registros de ensayos. Sin restricción de idioma recuperó 34 estudios rusos y 3 ucranianos, la literatura donde se concentran los diseños comparativos; la enmienda de idioma la dejó fuera, y el manuscrito lo declara (§4.2).</w:t>
       </w:r>
     </w:p>
     <w:p>
@@ -62,7 +70,7 @@
         <w:pStyle w:val="ListBullet"/>
       </w:pPr>
       <w:r>
-        <w:t>La auditoría de controles positivos es infrecuente y convincente. Permite afirmar, y no solo esperar, que el cribado no perdió estudios elegibles conocidos. Que se declare el fallo detectado en una ejecución intermedia refuerza la afirmación en vez de debilitarla.</w:t>
+        <w:t>La auditoría de controles positivos es infrecuente. Antes del cribado se fijaron 42 estudios conocidos como elegibles, procedentes del metaanálisis exploratorio de julio de 2026, que se hizo con asistencia de modelos de lenguaje; la comprobación automática alcanzaba a los 40 con PMID, y el cribado no perdió ninguno de esos 40 hasta la enmienda de idioma, que excluyó en la etapa de resumen a Ronit 2024. Las ecuaciones de búsqueda se diseñaron para recuperar ese conjunto, así que la auditoría acota lo que pierde la selección, no la sensibilidad de la búsqueda. Hoy siguen en el corpus 35 de los 42 (§2.5 dice cuáles salieron y por qué). Que se declare la regla de exclusión mal calibrada que la auditoría detectó en una ejecución intermedia la hace más creíble, no menos.</w:t>
       </w:r>
     </w:p>
     <w:p>
@@ -70,7 +78,7 @@
         <w:pStyle w:val="ListBullet"/>
       </w:pPr>
       <w:r>
-        <w:t>El vocabulario cerrado de exclusión, fijado antes de empezar, resuelve un problema real de las revisiones grandes: los motivos escritos en texto libre derivan entre lotes y luego hay que reagruparlos a mano.</w:t>
+        <w:t>El cribado acabó usando un vocabulario cerrado de 6 motivos, y el manuscrito declara que no se fijó antes de empezar (§2.4): las decisiones del primer día de cribado de títulos, el 4 de agosto de 2026, llevan el motivo en texto libre; los códigos, cuya redacción procede de esos textos, se usaron desde el 5 de agosto, y las exclusiones del primer día se asignaron después a un código. Ese mismo 4 de agosto se añadieron, a mitad de lote, las reglas que dejan fuera las endolisinas aisladas, por la intervención, y los informes veterinarios, por la población. Declararlo así es lo correcto; presentarlo como un vocabulario fijado de antemano no lo sería.</w:t>
       </w:r>
     </w:p>
     <w:p>
@@ -78,7 +86,7 @@
         <w:pStyle w:val="ListBullet"/>
       </w:pPr>
       <w:r>
-        <w:t>La sección 3.5 argumenta explícitamente por qué NO se agrupa. Es lo contrario de lo habitual, y es lo correcto cuando los requisitos del diseño no se cumplen.</w:t>
+        <w:t>La sección 3.6 argumenta explícitamente por qué NO se agrupa. Es lo contrario de lo habitual, y es lo correcto cuando los requisitos del diseño no se cumplen.</w:t>
       </w:r>
     </w:p>
     <w:p>
@@ -86,7 +94,7 @@
         <w:pStyle w:val="ListBullet"/>
       </w:pPr>
       <w:r>
-        <w:t>La declaración de uso de IA nombra el modelo, la versión y el número de decisiones que emitió, y separa las tareas en que el modelo juzgó de aquellas en que no. Declara además que ningún revisor humano adjudicó decisiones de cribado individuales, que es la parte que casi ninguna revisión declara por su cuenta.</w:t>
+        <w:t>La declaración de uso de inteligencia artificial está en la sección Declaraciones del manuscrito y se copia literal en S7. Nombra el modelo y su versión y recorre, fase por fase, lo que hizo. Esta autoevaluación no la resume: remite a ella. Entre lo que declara está la redacción de los borradores de los anexos, y este documento es uno de ellos.</w:t>
       </w:r>
     </w:p>
     <w:p>
@@ -94,7 +102,7 @@
         <w:pStyle w:val="ListBullet"/>
       </w:pPr>
       <w:r>
-        <w:t>El criterio de idioma no se da por supuesto en ningún informe. Se verificó contra el campo de idioma de la fuente y, en los 47 estudios con PDF, contra el texto completo. Esa comprobación detectó dos estudios cuyos metadatos declaraban inglés y cuyo artículo está en ruso, que se excluyeron: sin abrir el PDF se habrían quedado dentro. Los 80 informes incluidos quedan con evidencia nombrada y ninguno sin prueba (S9 y S10).</w:t>
+        <w:t>El criterio de idioma no se dio por supuesto. Se tomó del campo de idioma de la fuente y, donde había texto completo, se comprobó sobre él; esa comprobación, que hizo el modelo, destapó 3 informes cuyos metadatos declaraban inglés y cuyo cuerpo está en ruso, que se excluyeron: 2 se vieron en el PDF y 1 solo en la web del editor. El 6 de octubre de 2026 se repitió sobre el cuerpo de los 65 estudios del corpus vigente, y los 65 están en inglés. Los 80 informes del corpus quedan con su clase de evidencia y ninguno sin prueba (S9 y S10).</w:t>
       </w:r>
     </w:p>
     <w:p>
@@ -107,7 +115,7 @@
     </w:p>
     <w:p>
       <w:r>
-        <w:t>La revisión restringe la elegibilidad a informes en inglés o español. El criterio se adoptó con el cribado ya cerrado y está declarado como enmienda en §2.9, con su impacto medido. Como editor lo acepto declarado, pero advierto de la objeción que le van a plantear y que el manuscrito debe seguir respondiendo con claridad: el propio artículo demuestra que los diseños comparativos se concentran en la literatura de Europa del Este, y el criterio deja fuera precisamente esa literatura. La respuesta actual -- que la búsqueda sí la recuperó, que la revisión documenta su existencia y su tamaño, y que declara no poder pronunciarse sobre su contenido -- es defendible. Debe mantenerse en Discusión y no diluirse.</w:t>
+        <w:t>La revisión restringe la elegibilidad a informes en inglés o español. El criterio se adoptó con el cribado ya cerrado y está declarado como enmienda en §2.9, con su impacto medido. Declarado así es aceptable, pero cabe esperar la objeción que se le va a plantear, y el manuscrito debe seguir respondiéndola con claridad: el propio artículo documenta que los diseños comparativos se concentran en la literatura de Europa del Este, y el criterio deja fuera precisamente esa literatura. La respuesta actual —que la búsqueda sí la recuperó, que la revisión documenta su existencia y su tamaño, y que declara no poder pronunciarse sobre su contenido— es defendible. Debe mantenerse en Discusión y no diluirse.</w:t>
       </w:r>
     </w:p>
     <w:tbl>
@@ -117,14 +125,15 @@
         <w:tblLook w:firstColumn="1" w:firstRow="1" w:lastColumn="0" w:lastRow="0" w:noHBand="0" w:noVBand="1" w:val="04A0"/>
       </w:tblPr>
       <w:tblGrid>
-        <w:gridCol w:w="3249"/>
-        <w:gridCol w:w="3249"/>
-        <w:gridCol w:w="3249"/>
+        <w:gridCol w:w="2436"/>
+        <w:gridCol w:w="2436"/>
+        <w:gridCol w:w="2436"/>
+        <w:gridCol w:w="2436"/>
       </w:tblGrid>
       <w:tr>
         <w:tc>
           <w:tcPr>
-            <w:tcW w:type="dxa" w:w="3969"/>
+            <w:tcW w:type="dxa" w:w="3061"/>
           </w:tcPr>
           <w:p>
             <w:r/>
@@ -139,7 +148,7 @@
         </w:tc>
         <w:tc>
           <w:tcPr>
-            <w:tcW w:type="dxa" w:w="2494"/>
+            <w:tcW w:type="dxa" w:w="2098"/>
           </w:tcPr>
           <w:p>
             <w:r/>
@@ -148,13 +157,13 @@
                 <w:b/>
                 <w:sz w:val="18"/>
               </w:rPr>
-              <w:t>Antes</w:t>
+              <w:t>Antes de la enmienda</w:t>
             </w:r>
           </w:p>
         </w:tc>
         <w:tc>
           <w:tcPr>
-            <w:tcW w:type="dxa" w:w="2494"/>
+            <w:tcW w:type="dxa" w:w="2098"/>
           </w:tcPr>
           <w:p>
             <w:r/>
@@ -163,7 +172,22 @@
                 <w:b/>
                 <w:sz w:val="18"/>
               </w:rPr>
-              <w:t>Después</w:t>
+              <w:t>Después de la enmienda</w:t>
+            </w:r>
+          </w:p>
+        </w:tc>
+        <w:tc>
+          <w:tcPr>
+            <w:tcW w:type="dxa" w:w="2098"/>
+          </w:tcPr>
+          <w:p>
+            <w:r/>
+            <w:r>
+              <w:rPr>
+                <w:b/>
+                <w:sz w:val="18"/>
+              </w:rPr>
+              <w:t>Corpus vigente</w:t>
             </w:r>
           </w:p>
         </w:tc>
@@ -171,7 +195,7 @@
       <w:tr>
         <w:tc>
           <w:tcPr>
-            <w:tcW w:type="dxa" w:w="3969"/>
+            <w:tcW w:type="dxa" w:w="3061"/>
           </w:tcPr>
           <w:p>
             <w:r/>
@@ -185,7 +209,7 @@
         </w:tc>
         <w:tc>
           <w:tcPr>
-            <w:tcW w:type="dxa" w:w="2494"/>
+            <w:tcW w:type="dxa" w:w="2098"/>
           </w:tcPr>
           <w:p>
             <w:r/>
@@ -199,7 +223,21 @@
         </w:tc>
         <w:tc>
           <w:tcPr>
-            <w:tcW w:type="dxa" w:w="2494"/>
+            <w:tcW w:type="dxa" w:w="2098"/>
+          </w:tcPr>
+          <w:p>
+            <w:r/>
+            <w:r>
+              <w:rPr>
+                <w:sz w:val="18"/>
+              </w:rPr>
+              <w:t>183</w:t>
+            </w:r>
+          </w:p>
+        </w:tc>
+        <w:tc>
+          <w:tcPr>
+            <w:tcW w:type="dxa" w:w="2098"/>
           </w:tcPr>
           <w:p>
             <w:r/>
@@ -215,7 +253,7 @@
       <w:tr>
         <w:tc>
           <w:tcPr>
-            <w:tcW w:type="dxa" w:w="3969"/>
+            <w:tcW w:type="dxa" w:w="3061"/>
           </w:tcPr>
           <w:p>
             <w:r/>
@@ -229,7 +267,7 @@
         </w:tc>
         <w:tc>
           <w:tcPr>
-            <w:tcW w:type="dxa" w:w="2494"/>
+            <w:tcW w:type="dxa" w:w="2098"/>
           </w:tcPr>
           <w:p>
             <w:r/>
@@ -243,7 +281,21 @@
         </w:tc>
         <w:tc>
           <w:tcPr>
-            <w:tcW w:type="dxa" w:w="2494"/>
+            <w:tcW w:type="dxa" w:w="2098"/>
+          </w:tcPr>
+          <w:p>
+            <w:r/>
+            <w:r>
+              <w:rPr>
+                <w:sz w:val="18"/>
+              </w:rPr>
+              <w:t>124</w:t>
+            </w:r>
+          </w:p>
+        </w:tc>
+        <w:tc>
+          <w:tcPr>
+            <w:tcW w:type="dxa" w:w="2098"/>
           </w:tcPr>
           <w:p>
             <w:r/>
@@ -259,7 +311,7 @@
       <w:tr>
         <w:tc>
           <w:tcPr>
-            <w:tcW w:type="dxa" w:w="3969"/>
+            <w:tcW w:type="dxa" w:w="3061"/>
           </w:tcPr>
           <w:p>
             <w:r/>
@@ -273,7 +325,7 @@
         </w:tc>
         <w:tc>
           <w:tcPr>
-            <w:tcW w:type="dxa" w:w="2494"/>
+            <w:tcW w:type="dxa" w:w="2098"/>
           </w:tcPr>
           <w:p>
             <w:r/>
@@ -287,7 +339,21 @@
         </w:tc>
         <w:tc>
           <w:tcPr>
-            <w:tcW w:type="dxa" w:w="2494"/>
+            <w:tcW w:type="dxa" w:w="2098"/>
+          </w:tcPr>
+          <w:p>
+            <w:r/>
+            <w:r>
+              <w:rPr>
+                <w:sz w:val="18"/>
+              </w:rPr>
+              <w:t>23</w:t>
+            </w:r>
+          </w:p>
+        </w:tc>
+        <w:tc>
+          <w:tcPr>
+            <w:tcW w:type="dxa" w:w="2098"/>
           </w:tcPr>
           <w:p>
             <w:r/>
@@ -303,7 +369,7 @@
       <w:tr>
         <w:tc>
           <w:tcPr>
-            <w:tcW w:type="dxa" w:w="3969"/>
+            <w:tcW w:type="dxa" w:w="3061"/>
           </w:tcPr>
           <w:p>
             <w:r/>
@@ -317,7 +383,7 @@
         </w:tc>
         <w:tc>
           <w:tcPr>
-            <w:tcW w:type="dxa" w:w="2494"/>
+            <w:tcW w:type="dxa" w:w="2098"/>
           </w:tcPr>
           <w:p>
             <w:r/>
@@ -331,7 +397,21 @@
         </w:tc>
         <w:tc>
           <w:tcPr>
-            <w:tcW w:type="dxa" w:w="2494"/>
+            <w:tcW w:type="dxa" w:w="2098"/>
+          </w:tcPr>
+          <w:p>
+            <w:r/>
+            <w:r>
+              <w:rPr>
+                <w:sz w:val="18"/>
+              </w:rPr>
+              <w:t>16</w:t>
+            </w:r>
+          </w:p>
+        </w:tc>
+        <w:tc>
+          <w:tcPr>
+            <w:tcW w:type="dxa" w:w="2098"/>
           </w:tcPr>
           <w:p>
             <w:r/>
@@ -340,50 +420,6 @@
                 <w:sz w:val="18"/>
               </w:rPr>
               <w:t>2</w:t>
-            </w:r>
-          </w:p>
-        </w:tc>
-      </w:tr>
-      <w:tr>
-        <w:tc>
-          <w:tcPr>
-            <w:tcW w:type="dxa" w:w="3969"/>
-          </w:tcPr>
-          <w:p>
-            <w:r/>
-            <w:r>
-              <w:rPr>
-                <w:sz w:val="18"/>
-              </w:rPr>
-              <w:t>Estudios de procedencia rusa</w:t>
-            </w:r>
-          </w:p>
-        </w:tc>
-        <w:tc>
-          <w:tcPr>
-            <w:tcW w:type="dxa" w:w="2494"/>
-          </w:tcPr>
-          <w:p>
-            <w:r/>
-            <w:r>
-              <w:rPr>
-                <w:sz w:val="18"/>
-              </w:rPr>
-              <w:t>34</w:t>
-            </w:r>
-          </w:p>
-        </w:tc>
-        <w:tc>
-          <w:tcPr>
-            <w:tcW w:type="dxa" w:w="2494"/>
-          </w:tcPr>
-          <w:p>
-            <w:r/>
-            <w:r>
-              <w:rPr>
-                <w:sz w:val="18"/>
-              </w:rPr>
-              <w:t>1</w:t>
             </w:r>
           </w:p>
         </w:tc>
@@ -397,7 +433,7 @@
           <w:color w:val="444444"/>
           <w:sz w:val="17"/>
         </w:rPr>
-        <w:t>De los 35 estudios eliminados, dos se detectaron solo al leer el PDF: sus metadatos declaraban inglés y el artículo está en ruso. Se pierde además Ronit 2024, del conjunto de control positivo.</w:t>
+        <w:t>«Después de la enmienda» es el corpus el día en que se adoptó. El corpus vigente recoge además lo que salió al releer los textos completos y con la segunda enmienda (solo estudios con el artículo completo), que no es efecto del idioma. La procedencia rusa pasó de 34 estudios antes de la enmienda a 1 en el corpus vigente, sobre todo por este criterio. De los 35 informes que excluyó, 3 se detectaron solo al comprobar el texto completo: sus metadatos declaraban inglés y el cuerpo está en ruso. Se pierde además Ronit 2024, del conjunto de control positivo.</w:t>
       </w:r>
     </w:p>
     <w:p>
@@ -405,7 +441,7 @@
         <w:pStyle w:val="Heading1"/>
       </w:pPr>
       <w:r>
-        <w:t>Condiciones para publicar (bloqueantes)</w:t>
+        <w:t>Condiciones para publicar: las que bloquean y las ya resueltas</w:t>
       </w:r>
     </w:p>
     <w:tbl>
@@ -507,7 +543,7 @@
               <w:rPr>
                 <w:sz w:val="18"/>
               </w:rPr>
-              <w:t>Adjudicación por consenso de los desacuerdos</w:t>
+              <w:t>Adjudicación de los desacuerdos de la extracción</w:t>
             </w:r>
           </w:p>
         </w:tc>
@@ -521,7 +557,7 @@
               <w:rPr>
                 <w:sz w:val="18"/>
               </w:rPr>
-              <w:t>RESUELTO el 14 de septiembre de 2026. Extracción por duplicado completa (122 de 124 estudios, 98 %) y 539 de 541 desacuerdos con firma conjunta; los 2 restantes, cerrados por regla mecánica y declarados como tal. La fila se conserva porque era el reparo principal y el lector tiene que poder ver que cayó.</w:t>
+              <w:t>RESUELTO el 14 de septiembre de 2026. Extracción por duplicado completa (122 de 124 estudios, 98 %; los 65 del corpus vigente la tienen) y 539 de 541 desacuerdos adjudicados: el registro anota la firma de los dos en 14 y un único responsable en 525 (D.V. en 293, N.T. en 232); solo esas 14 constan como consenso. Los 2 restantes se cerraron por una regla mecánica, sin firma conjunta, y se declaran como tal. Sin independencia acreditada: la columna de texto libre «¿Dónde viste estos datos?» coincide carácter por carácter entre los dos cuadernos en 107 de 107 filas. La fila se conserva porque era el reparo principal y el lector tiene que poder ver qué cayó y qué no.</w:t>
             </w:r>
           </w:p>
         </w:tc>
@@ -535,7 +571,7 @@
               <w:rPr>
                 <w:sz w:val="18"/>
               </w:rPr>
-              <w:t>Los dos revisores, sobre ADJUDICACION_conflictos.xlsx</w:t>
+              <w:t>Adjudicado según el registro: D.V. (293), N.T. (232), los dos (14); 2 por regla</w:t>
             </w:r>
           </w:p>
         </w:tc>
@@ -579,7 +615,7 @@
               <w:rPr>
                 <w:sz w:val="18"/>
               </w:rPr>
-              <w:t>PROSPERO admite registro aunque la revisión esté en marcha, declarando la fecha de inicio. Sin registro ni declaración, muchas revistas devuelven el manuscrito sin revisar. El manuscrito SÍ declara la ausencia, que es la vía honesta, pero el registro sigue siendo preferible.</w:t>
+              <w:t>La revisión no se registró ni depositó un protocolo previo, y el manuscrito lo declara (§2.1), que es la vía honesta. PROSPERO ya no es una opción: no admite revisiones con la extracción hecha. Muchas revistas devuelven sin revisar un manuscrito sin registro; aquí la ausencia no tiene arreglo y solo cabe declararla.</w:t>
             </w:r>
           </w:p>
         </w:tc>
@@ -593,7 +629,7 @@
               <w:rPr>
                 <w:sz w:val="18"/>
               </w:rPr>
-              <w:t>Autor de correspondencia; 1–2 días de trámite</w:t>
+              <w:t>Sin arreglo retroactivo; declarado</w:t>
             </w:r>
           </w:p>
         </w:tc>
@@ -637,7 +673,7 @@
               <w:rPr>
                 <w:sz w:val="18"/>
               </w:rPr>
-              <w:t>El 100,0 % obtenido sigue siendo insuficiente y, sobre todo, sesgado: la fracción faltante concentra el 0,0 % de los diseños comparativos. Un revisor objetará que las características descritas no representan al campo.</w:t>
+              <w:t>RESUELTO POR CONSTRUCCIÓN, NO POR RECUPERACIÓN. Desde el 6 de octubre de 2026 solo entran estudios con el PDF del artículo completo (segunda enmienda, códigos NOREC y NOPDF), así que la recuperación es del 100,0 % (65 de 65) por definición: lo que faltaba no se recuperó, se excluyó. Justo antes del criterio el texto completo cubría 65 de 86 estudios con artículo o resumen (75,6 %). El sesgo no desaparece, cambia de sitio: contando las dos fechas, el criterio se lleva 7 de los 9 diseños comparativos y 5 de los 7 ensayos aleatorizados, y el manuscrito lo declara como efecto del criterio (§2.9 y Tabla 3).</w:t>
             </w:r>
           </w:p>
         </w:tc>
@@ -651,7 +687,7 @@
               <w:rPr>
                 <w:sz w:val="18"/>
               </w:rPr>
-              <w:t>Biblioteca de la universidad; petición interbibliotecaria</w:t>
+              <w:t>Firmado según el registro por los dos autores, el 6 de octubre de 2026 (63 NOPDF y 3 NOREC); D.V. solo, el 2 de septiembre de 2026 (1 NOREC)</w:t>
             </w:r>
           </w:p>
         </w:tc>
@@ -695,7 +731,7 @@
               <w:rPr>
                 <w:sz w:val="18"/>
               </w:rPr>
-              <w:t>PRISMA 2020 ítems 11 y 18. Depende de B1 y B3.</w:t>
+              <w:t>RESUELTO. Evaluado en los 9 estudios comparativos evaluables (2 con RoB 2 y 7 con ROBINS-I): 68 juicios, todos con las dos firmas en S18, firmados entre el 9 y el 22 de septiembre de 2026. Sin independencia acreditada: hubo dos cuadernos, uno a nombre de cada autor, pero compartían 7 418 caracteres de notas y el registro del 5 de septiembre de 2026 concluye que uno salió del otro. Se declaró evaluación por consenso, sobre un cuaderno que generó el modelo con los juicios coincidentes precargados y los discrepantes en blanco. Concordancia de 49 en 60 juicios (81,7 %; kappa 0,74), que no mide dos evaluaciones independientes; los 11 desacuerdos se resolvieron todos hacia el cuaderno de D.V. GRADE no se aplica: no hay estimador agrupado cuya certeza calificar.</w:t>
             </w:r>
           </w:p>
         </w:tc>
@@ -709,7 +745,7 @@
               <w:rPr>
                 <w:sz w:val="18"/>
               </w:rPr>
-              <w:t>Los dos revisores, con RoB 2, ROBINS-I y Murad</w:t>
+              <w:t>Los dos autores (firmado)</w:t>
             </w:r>
           </w:p>
         </w:tc>
@@ -797,7 +833,7 @@
               <w:rPr>
                 <w:sz w:val="18"/>
               </w:rPr>
-              <w:t>Contribución de autores en formato CRediT</w:t>
+              <w:t>Contribución de N.T. y aprobación de la versión final</w:t>
             </w:r>
           </w:p>
         </w:tc>
@@ -811,7 +847,7 @@
               <w:rPr>
                 <w:sz w:val="18"/>
               </w:rPr>
-              <w:t>Exigido por la mayoría de revistas del área.</w:t>
+              <w:t>El CRediT está en el manuscrito, pero la parte de N.T. lleva un marcador hasta que conste por escrito, y N.T. no ha aprobado ni revisado por escrito la versión final. Sin esa aprobación no se cumplen los criterios de autoría del ICMJE.</w:t>
             </w:r>
           </w:p>
         </w:tc>
@@ -825,328 +861,7 @@
               <w:rPr>
                 <w:sz w:val="18"/>
               </w:rPr>
-              <w:t>Autor de correspondencia</w:t>
-            </w:r>
-          </w:p>
-        </w:tc>
-      </w:tr>
-    </w:tbl>
-    <w:p/>
-    <w:p>
-      <w:pPr>
-        <w:pStyle w:val="Heading1"/>
-      </w:pPr>
-      <w:r>
-        <w:t>Prioridad dentro de B3, si el tiempo es limitado</w:t>
-      </w:r>
-    </w:p>
-    <w:p>
-      <w:r>
-        <w:t>No hacen falta los 0 textos completos que faltan para que el manuscrito resista la revisión. Los 2 estudios comparativos son los que deciden, y dentro de ellos los cuatro ensayos aleatorizados de referencia del campo. Recuperar solo esos cuatro cambia la objeción de «no ha leído los ensayos principales» a «no ha leído parte de la literatura regional», que es una limitación declarable.</w:t>
-      </w:r>
-    </w:p>
-    <w:tbl>
-      <w:tblPr>
-        <w:tblStyle w:val="LightGrid-Accent1"/>
-        <w:tblW w:type="auto" w:w="0"/>
-        <w:tblLook w:firstColumn="1" w:firstRow="1" w:lastColumn="0" w:lastRow="0" w:noHBand="0" w:noVBand="1" w:val="04A0"/>
-      </w:tblPr>
-      <w:tblGrid>
-        <w:gridCol w:w="2436"/>
-        <w:gridCol w:w="2436"/>
-        <w:gridCol w:w="2436"/>
-        <w:gridCol w:w="2436"/>
-      </w:tblGrid>
-      <w:tr>
-        <w:tc>
-          <w:tcPr>
-            <w:tcW w:type="dxa" w:w="1361"/>
-          </w:tcPr>
-          <w:p>
-            <w:r/>
-            <w:r>
-              <w:rPr>
-                <w:b/>
-                <w:sz w:val="18"/>
-              </w:rPr>
-              <w:t>Estudio</w:t>
-            </w:r>
-          </w:p>
-        </w:tc>
-        <w:tc>
-          <w:tcPr>
-            <w:tcW w:type="dxa" w:w="2381"/>
-          </w:tcPr>
-          <w:p>
-            <w:r/>
-            <w:r>
-              <w:rPr>
-                <w:b/>
-                <w:sz w:val="18"/>
-              </w:rPr>
-              <w:t>Publicación</w:t>
-            </w:r>
-          </w:p>
-        </w:tc>
-        <w:tc>
-          <w:tcPr>
-            <w:tcW w:type="dxa" w:w="2041"/>
-          </w:tcPr>
-          <w:p>
-            <w:r/>
-            <w:r>
-              <w:rPr>
-                <w:b/>
-                <w:sz w:val="18"/>
-              </w:rPr>
-              <w:t>Identificador</w:t>
-            </w:r>
-          </w:p>
-        </w:tc>
-        <w:tc>
-          <w:tcPr>
-            <w:tcW w:type="dxa" w:w="3628"/>
-          </w:tcPr>
-          <w:p>
-            <w:r/>
-            <w:r>
-              <w:rPr>
-                <w:b/>
-                <w:sz w:val="18"/>
-              </w:rPr>
-              <w:t>Por qué es prioritario</w:t>
-            </w:r>
-          </w:p>
-        </w:tc>
-      </w:tr>
-      <w:tr>
-        <w:tc>
-          <w:tcPr>
-            <w:tcW w:type="dxa" w:w="1361"/>
-          </w:tcPr>
-          <w:p>
-            <w:r/>
-            <w:r>
-              <w:rPr>
-                <w:sz w:val="18"/>
-              </w:rPr>
-              <w:t>EST-021</w:t>
-            </w:r>
-          </w:p>
-        </w:tc>
-        <w:tc>
-          <w:tcPr>
-            <w:tcW w:type="dxa" w:w="2381"/>
-          </w:tcPr>
-          <w:p>
-            <w:r/>
-            <w:r>
-              <w:rPr>
-                <w:sz w:val="18"/>
-              </w:rPr>
-              <w:t>Lancet Infect Dis 2019</w:t>
-            </w:r>
-          </w:p>
-        </w:tc>
-        <w:tc>
-          <w:tcPr>
-            <w:tcW w:type="dxa" w:w="2041"/>
-          </w:tcPr>
-          <w:p>
-            <w:r/>
-            <w:r>
-              <w:rPr>
-                <w:sz w:val="18"/>
-              </w:rPr>
-              <w:t>PMID 30292481</w:t>
-            </w:r>
-          </w:p>
-        </w:tc>
-        <w:tc>
-          <w:tcPr>
-            <w:tcW w:type="dxa" w:w="3628"/>
-          </w:tcPr>
-          <w:p>
-            <w:r/>
-            <w:r>
-              <w:rPr>
-                <w:sz w:val="18"/>
-              </w:rPr>
-              <w:t>PhagoBurn: único ensayo aleatorizado en quemados por P. aeruginosa</w:t>
-            </w:r>
-          </w:p>
-        </w:tc>
-      </w:tr>
-      <w:tr>
-        <w:tc>
-          <w:tcPr>
-            <w:tcW w:type="dxa" w:w="1361"/>
-          </w:tcPr>
-          <w:p>
-            <w:r/>
-            <w:r>
-              <w:rPr>
-                <w:sz w:val="18"/>
-              </w:rPr>
-              <w:t>EST-118</w:t>
-            </w:r>
-          </w:p>
-        </w:tc>
-        <w:tc>
-          <w:tcPr>
-            <w:tcW w:type="dxa" w:w="2381"/>
-          </w:tcPr>
-          <w:p>
-            <w:r/>
-            <w:r>
-              <w:rPr>
-                <w:sz w:val="18"/>
-              </w:rPr>
-              <w:t>Lancet Infect Dis 2021</w:t>
-            </w:r>
-          </w:p>
-        </w:tc>
-        <w:tc>
-          <w:tcPr>
-            <w:tcW w:type="dxa" w:w="2041"/>
-          </w:tcPr>
-          <w:p>
-            <w:r/>
-            <w:r>
-              <w:rPr>
-                <w:sz w:val="18"/>
-              </w:rPr>
-              <w:t>PMID 32949500</w:t>
-            </w:r>
-          </w:p>
-        </w:tc>
-        <w:tc>
-          <w:tcPr>
-            <w:tcW w:type="dxa" w:w="3628"/>
-          </w:tcPr>
-          <w:p>
-            <w:r/>
-            <w:r>
-              <w:rPr>
-                <w:sz w:val="18"/>
-              </w:rPr>
-              <w:t>Leitner: tres brazos aleatorizados con placebo y antibiótico; el comparador más limpio del corpus</w:t>
-            </w:r>
-          </w:p>
-        </w:tc>
-      </w:tr>
-      <w:tr>
-        <w:tc>
-          <w:tcPr>
-            <w:tcW w:type="dxa" w:w="1361"/>
-          </w:tcPr>
-          <w:p>
-            <w:r/>
-            <w:r>
-              <w:rPr>
-                <w:sz w:val="18"/>
-              </w:rPr>
-              <w:t>EST-052</w:t>
-            </w:r>
-          </w:p>
-        </w:tc>
-        <w:tc>
-          <w:tcPr>
-            <w:tcW w:type="dxa" w:w="2381"/>
-          </w:tcPr>
-          <w:p>
-            <w:r/>
-            <w:r>
-              <w:rPr>
-                <w:sz w:val="18"/>
-              </w:rPr>
-              <w:t>J Cyst Fibros 2023</w:t>
-            </w:r>
-          </w:p>
-        </w:tc>
-        <w:tc>
-          <w:tcPr>
-            <w:tcW w:type="dxa" w:w="2041"/>
-          </w:tcPr>
-          <w:p>
-            <w:r/>
-            <w:r>
-              <w:rPr>
-                <w:sz w:val="18"/>
-              </w:rPr>
-              <w:t>CYPHY (Yale)</w:t>
-            </w:r>
-          </w:p>
-        </w:tc>
-        <w:tc>
-          <w:tcPr>
-            <w:tcW w:type="dxa" w:w="3628"/>
-          </w:tcPr>
-          <w:p>
-            <w:r/>
-            <w:r>
-              <w:rPr>
-                <w:sz w:val="18"/>
-              </w:rPr>
-              <w:t>Ensayo aleatorizado en fibrosis quística</w:t>
-            </w:r>
-          </w:p>
-        </w:tc>
-      </w:tr>
-      <w:tr>
-        <w:tc>
-          <w:tcPr>
-            <w:tcW w:type="dxa" w:w="1361"/>
-          </w:tcPr>
-          <w:p>
-            <w:r/>
-            <w:r>
-              <w:rPr>
-                <w:sz w:val="18"/>
-              </w:rPr>
-              <w:t>EST-029</w:t>
-            </w:r>
-          </w:p>
-        </w:tc>
-        <w:tc>
-          <w:tcPr>
-            <w:tcW w:type="dxa" w:w="2381"/>
-          </w:tcPr>
-          <w:p>
-            <w:r/>
-            <w:r>
-              <w:rPr>
-                <w:sz w:val="18"/>
-              </w:rPr>
-              <w:t>Med 2025</w:t>
-            </w:r>
-          </w:p>
-        </w:tc>
-        <w:tc>
-          <w:tcPr>
-            <w:tcW w:type="dxa" w:w="2041"/>
-          </w:tcPr>
-          <w:p>
-            <w:r/>
-            <w:r>
-              <w:rPr>
-                <w:sz w:val="18"/>
-              </w:rPr>
-              <w:t>PMID 39740667</w:t>
-            </w:r>
-          </w:p>
-        </w:tc>
-        <w:tc>
-          <w:tcPr>
-            <w:tcW w:type="dxa" w:w="3628"/>
-          </w:tcPr>
-          <w:p>
-            <w:r/>
-            <w:r>
-              <w:rPr>
-                <w:sz w:val="18"/>
-              </w:rPr>
-              <w:t>TP-102 en pie diabético; aleatorizado y doble ciego</w:t>
+              <w:t>N.T., por escrito</w:t>
             </w:r>
           </w:p>
         </w:tc>
@@ -1166,7 +881,7 @@
         <w:pStyle w:val="ListBullet"/>
       </w:pPr>
       <w:r>
-        <w:t>El título se revisó dos veces el 14 de septiembre de 2026. Partía de «revisión sistemática de la estructura y la verificabilidad del cuerpo de evidencia clínica», 162 caracteres en castellano y 157 en inglés. Primero se acortó a 141 y 141 adoptando la fórmula «revisión sistemática de la literatura» que usa la revista de destino. Después se sustituyó «verificabilidad» por «completitud del reporte» —«reporting completeness»—, y quedó en 148 y 150. Dos pérdidas conscientes, y las dos se declaran aquí. La primera: el título ya no nombra la estructura, que es la otra mitad de la pregunta de investigación; esa pregunta no se tocó y sigue formulada sobre las tres propiedades. La segunda: «completitud del reporte» nombra dos de los tres componentes medidos y deja fuera la recuperabilidad del informe, que se sigue nombrando en el cuerpo. Se prefirió un título que dice menos a uno que dice otra cosa. Sobre el término adoptado conviene adelantar una respuesta: buena parte de la literatura que se titula «reporting completeness» puntúa adherencia a una guía —CONSORT, CARE, STROBE—, y esta revisión no aplicó ninguna: contó presencia y ausencia de variables y de numerador y denominador, no adherencia normativa.</w:t>
+        <w:t>El título se revisó dos veces el 14 de septiembre de 2026. Partía de «revisión sistemática de la estructura y la verificabilidad del cuerpo de evidencia clínica». Primero se acortó adoptando la fórmula «revisión sistemática de la literatura» que usa la revista de destino. Después se sustituyó «verificabilidad» por «completitud del reporte» —«reporting completeness»—, y quedó en 148 caracteres en castellano y 150 en inglés. Dos pérdidas conscientes, y las dos se declaran aquí. La primera: el título ya no nombra la estructura, que es la otra mitad de la pregunta de investigación; esa pregunta no se tocó y sigue formulada sobre las tres propiedades. La segunda: «completitud del reporte» nombra dos de los tres componentes medidos y deja fuera la recuperabilidad del informe, que se sigue nombrando en el cuerpo. Se prefirió un título que dice menos a uno que dice otra cosa. Sobre el término adoptado conviene adelantar una respuesta: buena parte de la literatura que se titula «reporting completeness» puntúa adherencia a una guía —CONSORT, CARE, STROBE—, y esta revisión no aplicó ninguna: contó presencia y ausencia de variables y de numerador y denominador, no adherencia normativa.</w:t>
       </w:r>
     </w:p>
     <w:p>
@@ -1174,7 +889,7 @@
         <w:pStyle w:val="ListBullet"/>
       </w:pPr>
       <w:r>
-        <w:t>El resumen (241 palabras en la versión inglesa) cumple el límite habitual de 250. Comprobar el límite exacto de la revista de destino.</w:t>
+        <w:t>El resumen tiene 292 palabras en la versión española y 302 en la inglesa, y pasa del límite habitual de 250: hay que recortarlo, o comprobar que la revista de destino admite más.</w:t>
       </w:r>
     </w:p>
     <w:p>
@@ -1182,23 +897,7 @@
         <w:pStyle w:val="ListBullet"/>
       </w:pPr>
       <w:r>
-        <w:t>Las cifras de la sección 3.4 miden el reporte EN EL RESUMEN. El manuscrito lo aclara, y hace bien, pero conviene repetir esa salvedad en la leyenda de la Tabla 2, porque las tablas se leen sueltas.</w:t>
-      </w:r>
-    </w:p>
-    <w:p>
-      <w:pPr>
-        <w:pStyle w:val="ListBullet"/>
-      </w:pPr>
-      <w:r>
-        <w:t>La Figura 1 incluye una caja de recuperación de texto completo que no forma parte del flujo PRISMA. Está explicada en el pie, pero algún revisor la leerá como parte del diagrama. Considerar moverla a una figura suplementaria.</w:t>
-      </w:r>
-    </w:p>
-    <w:p>
-      <w:pPr>
-        <w:pStyle w:val="ListBullet"/>
-      </w:pPr>
-      <w:r>
-        <w:t>Falta un párrafo sobre por qué se excluyeron las endolisinas. La decisión es defendible y está en Métodos, pero merece una frase en Discusión, porque hay literatura que las cuenta como fagoterapia.</w:t>
+        <w:t>Falta un párrafo sobre por qué se excluyeron las endolisinas. La decisión es defendible y está en Métodos (§2.2; §2.4 declara que la regla se añadió a mitad de lote el 4 de agosto de 2026), pero merece una frase en Discusión, porque hay literatura que las cuenta como fagoterapia.</w:t>
       </w:r>
     </w:p>
     <w:p>
@@ -1214,206 +913,14 @@
         <w:pStyle w:val="Heading1"/>
       </w:pPr>
       <w:r>
-        <w:t>Sobre la vía de publicación, dado el plazo</w:t>
+        <w:t>Sobre la vía de publicación</w:t>
       </w:r>
     </w:p>
     <w:p>
       <w:r>
-        <w:t>Si el plazo no permite completar B1, hay dos salidas legítimas y una que no lo es.</w:t>
+        <w:t>La disyuntiva que planteaba esta sección cuando la extracción estaba sin adjudicar ya no existe. El manuscrito se envía como revisión sistemática de la estructura del cuerpo de evidencia, de su recuperabilidad y de la completitud de su reporte, con la completitud por desenlace (§3.5) y el riesgo de sesgo de los comparativos (§3.7), y sin estimaciones de eficacia. GRADE no se aplica: no hay un estimador agrupado cuya certeza calificar. Publicar proporciones agrupadas sigue descartado: los datos no lo sostienen, la sección 3.6 explica por qué, y hacerlo sería reproducir el defecto que este trabajo denuncia.</w:t>
       </w:r>
     </w:p>
-    <w:tbl>
-      <w:tblPr>
-        <w:tblStyle w:val="LightGrid-Accent1"/>
-        <w:tblW w:type="auto" w:w="0"/>
-        <w:tblLook w:firstColumn="1" w:firstRow="1" w:lastColumn="0" w:lastRow="0" w:noHBand="0" w:noVBand="1" w:val="04A0"/>
-      </w:tblPr>
-      <w:tblGrid>
-        <w:gridCol w:w="3249"/>
-        <w:gridCol w:w="3249"/>
-        <w:gridCol w:w="3249"/>
-      </w:tblGrid>
-      <w:tr>
-        <w:tc>
-          <w:tcPr>
-            <w:tcW w:type="dxa" w:w="2381"/>
-          </w:tcPr>
-          <w:p>
-            <w:r/>
-            <w:r>
-              <w:rPr>
-                <w:b/>
-                <w:sz w:val="18"/>
-              </w:rPr>
-              <w:t>Opción</w:t>
-            </w:r>
-          </w:p>
-        </w:tc>
-        <w:tc>
-          <w:tcPr>
-            <w:tcW w:type="dxa" w:w="3628"/>
-          </w:tcPr>
-          <w:p>
-            <w:r/>
-            <w:r>
-              <w:rPr>
-                <w:b/>
-                <w:sz w:val="18"/>
-              </w:rPr>
-              <w:t>Qué se envía</w:t>
-            </w:r>
-          </w:p>
-        </w:tc>
-        <w:tc>
-          <w:tcPr>
-            <w:tcW w:type="dxa" w:w="3402"/>
-          </w:tcPr>
-          <w:p>
-            <w:r/>
-            <w:r>
-              <w:rPr>
-                <w:b/>
-                <w:sz w:val="18"/>
-              </w:rPr>
-              <w:t>Viabilidad</w:t>
-            </w:r>
-          </w:p>
-        </w:tc>
-      </w:tr>
-      <w:tr>
-        <w:tc>
-          <w:tcPr>
-            <w:tcW w:type="dxa" w:w="2381"/>
-          </w:tcPr>
-          <w:p>
-            <w:r/>
-            <w:r>
-              <w:rPr>
-                <w:sz w:val="18"/>
-              </w:rPr>
-              <w:t>A. Completar la extracción</w:t>
-            </w:r>
-          </w:p>
-        </w:tc>
-        <w:tc>
-          <w:tcPr>
-            <w:tcW w:type="dxa" w:w="3628"/>
-          </w:tcPr>
-          <w:p>
-            <w:r/>
-            <w:r>
-              <w:rPr>
-                <w:sz w:val="18"/>
-              </w:rPr>
-              <w:t>Revisión sistemática completa, con desenlaces, riesgo de sesgo y GRADE</w:t>
-            </w:r>
-          </w:p>
-        </w:tc>
-        <w:tc>
-          <w:tcPr>
-            <w:tcW w:type="dxa" w:w="3402"/>
-          </w:tcPr>
-          <w:p>
-            <w:r/>
-            <w:r>
-              <w:rPr>
-                <w:sz w:val="18"/>
-              </w:rPr>
-              <w:t>La correcta. No es alcanzable en 24 horas con 65 estudios y dos revisores.</w:t>
-            </w:r>
-          </w:p>
-        </w:tc>
-      </w:tr>
-      <w:tr>
-        <w:tc>
-          <w:tcPr>
-            <w:tcW w:type="dxa" w:w="2381"/>
-          </w:tcPr>
-          <w:p>
-            <w:r/>
-            <w:r>
-              <w:rPr>
-                <w:sz w:val="18"/>
-              </w:rPr>
-              <w:t>B. Enviar como está, reencuadrado</w:t>
-            </w:r>
-          </w:p>
-        </w:tc>
-        <w:tc>
-          <w:tcPr>
-            <w:tcW w:type="dxa" w:w="3628"/>
-          </w:tcPr>
-          <w:p>
-            <w:r/>
-            <w:r>
-              <w:rPr>
-                <w:sz w:val="18"/>
-              </w:rPr>
-              <w:t>Revisión sistemática de la estructura del cuerpo de evidencia, de su recuperabilidad y de la completitud de su reporte, sin estimaciones de eficacia, con las cuatro limitaciones declaradas</w:t>
-            </w:r>
-          </w:p>
-        </w:tc>
-        <w:tc>
-          <w:tcPr>
-            <w:tcW w:type="dxa" w:w="3402"/>
-          </w:tcPr>
-          <w:p>
-            <w:r/>
-            <w:r>
-              <w:rPr>
-                <w:sz w:val="18"/>
-              </w:rPr>
-              <w:t>Alcanzable hoy. Es lo que el manuscrito ya hace. Admisible en revistas metodológicas y en revistas del área que publican evidence mapping.</w:t>
-            </w:r>
-          </w:p>
-        </w:tc>
-      </w:tr>
-      <w:tr>
-        <w:tc>
-          <w:tcPr>
-            <w:tcW w:type="dxa" w:w="2381"/>
-          </w:tcPr>
-          <w:p>
-            <w:r/>
-            <w:r>
-              <w:rPr>
-                <w:sz w:val="18"/>
-              </w:rPr>
-              <w:t>C. Publicar proporciones agrupadas</w:t>
-            </w:r>
-          </w:p>
-        </w:tc>
-        <w:tc>
-          <w:tcPr>
-            <w:tcW w:type="dxa" w:w="3628"/>
-          </w:tcPr>
-          <w:p>
-            <w:r/>
-            <w:r>
-              <w:rPr>
-                <w:sz w:val="18"/>
-              </w:rPr>
-              <w:t>Metaanálisis de proporciones de éxito</w:t>
-            </w:r>
-          </w:p>
-        </w:tc>
-        <w:tc>
-          <w:tcPr>
-            <w:tcW w:type="dxa" w:w="3402"/>
-          </w:tcPr>
-          <w:p>
-            <w:r/>
-            <w:r>
-              <w:rPr>
-                <w:sz w:val="18"/>
-              </w:rPr>
-              <w:t>NO. Los datos no lo sostienen y la sección 3.5 explica por qué. Hacerlo sería reproducir el defecto que este trabajo denuncia.</w:t>
-            </w:r>
-          </w:p>
-        </w:tc>
-      </w:tr>
-    </w:tbl>
-    <w:p/>
     <w:p>
       <w:r>
         <w:rPr>
@@ -1421,10 +928,11 @@
           <w:color w:val="444444"/>
           <w:sz w:val="17"/>
         </w:rPr>
-        <w:t>La opción B no es un premio de consolación. El hallazgo de que un cuerpo de evidencia no admite la síntesis que se le viene aplicando es un resultado por derecho propio, y este manuscrito lo demuestra con datos y no con opinión.</w:t>
+        <w:t>Que un cuerpo de evidencia no admita la síntesis que se le viene aplicando es un resultado por derecho propio, y el manuscrito lo sostiene con datos y no con opinión.</w:t>
       </w:r>
     </w:p>
     <w:sectPr>
+      <w:headerReference w:type="default" r:id="rId9"/>
       <w:pgSz w:w="12240" w:h="15840"/>
       <w:pgMar w:top="1134" w:right="1247" w:bottom="1134" w:left="1247" w:header="720" w:footer="720" w:gutter="0"/>
       <w:cols w:space="720"/>
@@ -1432,6 +940,23 @@
     </w:sectPr>
   </w:body>
 </w:document>
+</file>
+
+<file path=word/header1.xml><?xml version="1.0" encoding="utf-8"?>
+<w:hdr xmlns:m="http://schemas.openxmlformats.org/officeDocument/2006/math" xmlns:mc="http://schemas.openxmlformats.org/markup-compatibility/2006" xmlns:mo="http://schemas.microsoft.com/office/mac/office/2008/main" xmlns:mv="urn:schemas-microsoft-com:mac:vml" xmlns:o="urn:schemas-microsoft-com:office:office" xmlns:r="http://schemas.openxmlformats.org/officeDocument/2006/relationships" xmlns:v="urn:schemas-microsoft-com:vml" xmlns:w10="urn:schemas-microsoft-com:office:word" xmlns:w14="http://schemas.microsoft.com/office/word/2010/wordml" xmlns:w="http://schemas.openxmlformats.org/wordprocessingml/2006/main" xmlns:wne="http://schemas.microsoft.com/office/word/2006/wordml" xmlns:wp14="http://schemas.microsoft.com/office/word/2010/wordprocessingDrawing" xmlns:wp="http://schemas.openxmlformats.org/drawingml/2006/wordprocessingDrawing" xmlns:wpc="http://schemas.microsoft.com/office/word/2010/wordprocessingCanvas" xmlns:wpg="http://schemas.microsoft.com/office/word/2010/wordprocessingGroup" xmlns:wpi="http://schemas.microsoft.com/office/word/2010/wordprocessingInk" xmlns:wps="http://schemas.microsoft.com/office/word/2010/wordprocessingShape" mc:Ignorable="w14 wp14">
+  <w:p>
+    <w:pPr>
+      <w:pStyle w:val="Header"/>
+    </w:pPr>
+    <w:r>
+      <w:rPr>
+        <w:i/>
+        <w:sz w:val="16"/>
+      </w:rPr>
+      <w:t>Autoevaluación redactada por el modelo de lenguaje (Claude Opus 5) a petición de los autores. No es un informe de un editor ni una revisión externa.</w:t>
+    </w:r>
+  </w:p>
+</w:hdr>
 </file>
 
 <file path=word/numbering.xml><?xml version="1.0" encoding="utf-8"?>

--- a/verificables revisión sistemática/S0_informe_editorial.docx
+++ b/verificables revisión sistemática/S0_informe_editorial.docx
@@ -25,7 +25,16 @@
           <w:i/>
           <w:sz w:val="19"/>
         </w:rPr>
-        <w:t>Estado a 12 de octubre de 2026. Se escribió adoptando el punto de vista de un editor que decide si el manuscrito puede entrar en revisión por pares, pero las valoraciones son del modelo, no de una revista. El modelo hizo buena parte del trabajo que aquí se evalúa —la declaración de uso de inteligencia artificial del manuscrito dice cuál—, de modo que esta autoevaluación no es independiente.</w:t>
+        <w:t>Estado a 14 de octubre de 2026. Se escribió adoptando el punto de vista de un editor que decide si el manuscrito puede entrar en revisión por pares, pero las valoraciones son del modelo, no de una revista. El modelo hizo buena parte del trabajo que aquí se evalúa —la declaración de uso de inteligencia artificial del manuscrito dice cuál—, de modo que esta autoevaluación no es independiente.</w:t>
+      </w:r>
+    </w:p>
+    <w:p>
+      <w:r>
+        <w:rPr>
+          <w:i/>
+          <w:sz w:val="19"/>
+        </w:rPr>
+        <w:t>Las remisiones a secciones (§) y a tablas son las del manuscrito maestro (el informe extendido). El manuscrito preparado para la revista no numera las secciones y numera las tablas de otro modo; S1 da la equivalencia de las secciones.</w:t>
       </w:r>
     </w:p>
     <w:p>
@@ -78,7 +87,7 @@
         <w:pStyle w:val="ListBullet"/>
       </w:pPr>
       <w:r>
-        <w:t>El cribado acabó usando un vocabulario cerrado de 6 motivos, y el manuscrito declara que no se fijó antes de empezar (§2.4): las decisiones del primer día de cribado de títulos, el 4 de agosto de 2026, llevan el motivo en texto libre; los códigos, cuya redacción procede de esos textos, se usaron desde el 5 de agosto, y las exclusiones del primer día se asignaron después a un código. Ese mismo 4 de agosto se añadieron, a mitad de lote, las reglas que dejan fuera las endolisinas aisladas, por la intervención, y los informes veterinarios, por la población. Declararlo así es lo correcto; presentarlo como un vocabulario fijado de antemano no lo sería.</w:t>
+        <w:t>El cribado acabó usando un vocabulario cerrado de 6 motivos, y el manuscrito declara que no se fijó antes de empezar (§2.4): las decisiones del primer día de cribado de títulos, el 4 de agosto de 2026, llevan el motivo en texto libre; los códigos, cuya redacción procede de esos textos, se usaron desde el 5 de agosto, y las exclusiones del primer día que siguen en el cribado vigente se asignaron después a un código. El 4 de agosto de 2026, por la mañana, el modelo había hecho una primera pasada sobre el brazo A de PubMed, que el cribado del pozo sustituyó y que consta en el repositorio y no en S3, salvo 77 decisiones de resumen que el cribado del pozo heredó de ella por PMID. En esa pasada entraron, a mitad de lote, las reglas que dejan fuera las endolisinas aisladas, por la intervención, y los informes veterinarios, por la población, que propuso el modelo y metió en sus guiones de lote, y que decidieron los autores. Declararlo así es lo correcto; presentarlo como un vocabulario fijado de antemano no lo sería.</w:t>
       </w:r>
     </w:p>
     <w:p>
@@ -102,7 +111,7 @@
         <w:pStyle w:val="ListBullet"/>
       </w:pPr>
       <w:r>
-        <w:t>El criterio de idioma no se dio por supuesto. Se tomó del campo de idioma de la fuente y, donde había texto completo, se comprobó sobre él; esa comprobación, que hizo el modelo, destapó 3 informes cuyos metadatos declaraban inglés y cuyo cuerpo está en ruso, que se excluyeron: 2 se vieron en el PDF y 1 solo en la web del editor. El 6 de octubre de 2026 se repitió sobre el cuerpo de los 65 estudios del corpus vigente, y los 65 están en inglés. Los 80 informes del corpus quedan con su clase de evidencia y ninguno sin prueba (S9 y S10).</w:t>
+        <w:t>El criterio de idioma no se dio por supuesto. Se tomó del campo de idioma de la fuente y, donde había texto completo, se comprobó sobre él; esa comprobación, que hizo el modelo, destapó 3 informes cuyos metadatos declaraban inglés y cuyo cuerpo está en ruso, que se excluyeron: 2 se vieron en el PDF y 1 solo en la web del editor. El 6 de octubre de 2026 se repitió sobre el cuerpo de los 65 estudios del corpus vigente, y los 65 están en inglés (S10). Los 80 informes del corpus quedan con su clase de evidencia y ninguno sin prueba (S9).</w:t>
       </w:r>
     </w:p>
     <w:p>
@@ -847,7 +856,7 @@
               <w:rPr>
                 <w:sz w:val="18"/>
               </w:rPr>
-              <w:t>El CRediT está en el manuscrito, pero la parte de N.T. lleva un marcador hasta que conste por escrito, y N.T. no ha aprobado ni revisado por escrito la versión final. Sin esa aprobación no se cumplen los criterios de autoría del ICMJE.</w:t>
+              <w:t>El CRediT está en el manuscrito, pero la parte de N.T. lleva un marcador hasta que conste por escrito. N.T. no ha aprobado ni revisado por escrito la versión final, ni ha aceptado responder por el trabajo: D.V. asume la responsabilidad por la exactitud e integridad del trabajo; la de N.T. queda pendiente de su aprobación escrita. Sin esos actos de N.T. no se cumplen los criterios de autoría del ICMJE.</w:t>
             </w:r>
           </w:p>
         </w:tc>
@@ -889,7 +898,7 @@
         <w:pStyle w:val="ListBullet"/>
       </w:pPr>
       <w:r>
-        <w:t>El resumen tiene 292 palabras en la versión española y 302 en la inglesa, y pasa del límite habitual de 250: hay que recortarlo, o comprobar que la revista de destino admite más.</w:t>
+        <w:t>El resumen tiene 295 palabras en la versión española y 308 en la inglesa, y pasa del límite habitual de 250: hay que recortarlo, o comprobar que la revista de destino admite más.</w:t>
       </w:r>
     </w:p>
     <w:p>
@@ -918,7 +927,7 @@
     </w:p>
     <w:p>
       <w:r>
-        <w:t>La disyuntiva que planteaba esta sección cuando la extracción estaba sin adjudicar ya no existe. El manuscrito se envía como revisión sistemática de la estructura del cuerpo de evidencia, de su recuperabilidad y de la completitud de su reporte, con la completitud por desenlace (§3.5) y el riesgo de sesgo de los comparativos (§3.7), y sin estimaciones de eficacia. GRADE no se aplica: no hay un estimador agrupado cuya certeza calificar. Publicar proporciones agrupadas sigue descartado: los datos no lo sostienen, la sección 3.6 explica por qué, y hacerlo sería reproducir el defecto que este trabajo denuncia.</w:t>
+        <w:t>La disyuntiva que planteaba esta sección cuando la extracción estaba sin adjudicar ya no existe. Enviar o no el manuscrito lo deciden los autores; si se envía, va como revisión sistemática de la estructura del cuerpo de evidencia, de su recuperabilidad y de la completitud de su reporte, con la completitud por desenlace (§3.5) y el riesgo de sesgo de los comparativos (§3.7), y sin estimaciones de eficacia. GRADE no se aplica: no hay un estimador agrupado cuya certeza calificar. Publicar proporciones agrupadas sigue descartado: los datos no lo sostienen, la sección 3.6 explica por qué, y hacerlo sería reproducir el defecto que este trabajo denuncia.</w:t>
       </w:r>
     </w:p>
     <w:p>

--- a/verificables revisión sistemática/S0_informe_editorial.docx
+++ b/verificables revisión sistemática/S0_informe_editorial.docx
@@ -25,7 +25,7 @@
           <w:i/>
           <w:sz w:val="19"/>
         </w:rPr>
-        <w:t>Estado a 14 de octubre de 2026. Se escribió adoptando el punto de vista de un editor que decide si el manuscrito puede entrar en revisión por pares, pero las valoraciones son del modelo, no de una revista. El modelo hizo buena parte del trabajo que aquí se evalúa —la declaración de uso de inteligencia artificial del manuscrito dice cuál—, de modo que esta autoevaluación no es independiente.</w:t>
+        <w:t>Estado a 15 de octubre de 2026. Se escribió adoptando el punto de vista de un editor que decide si el manuscrito puede entrar en revisión por pares, pero las valoraciones son del modelo, no de una revista. El modelo hizo buena parte del trabajo que aquí se evalúa —la declaración de uso de inteligencia artificial del manuscrito dice cuál—, de modo que esta autoevaluación no es independiente.</w:t>
       </w:r>
     </w:p>
     <w:p>
